--- a/Ws_Cube_State.docx
+++ b/Ws_Cube_State.docx
@@ -11618,25 +11618,7 @@
           <w:szCs w:val="20"/>
           <w:highlight w:val="yellow"/>
         </w:rPr>
-        <w:t>A</w:t>
-      </w:r>
-      <w:r>
-        <w:rPr>
-          <w:rFonts w:ascii="Times New Roman" w:hAnsi="Times New Roman" w:cs="Times New Roman"/>
-          <w:sz w:val="20"/>
-          <w:szCs w:val="20"/>
-          <w:highlight w:val="yellow"/>
-        </w:rPr>
-        <w:t>scending</w:t>
-      </w:r>
-      <w:r>
-        <w:rPr>
-          <w:rFonts w:ascii="Times New Roman" w:hAnsi="Times New Roman" w:cs="Times New Roman"/>
-          <w:sz w:val="20"/>
-          <w:szCs w:val="20"/>
-          <w:highlight w:val="yellow"/>
-        </w:rPr>
-        <w:t xml:space="preserve"> Numbers</w:t>
+        <w:t>Ascending Numbers</w:t>
       </w:r>
     </w:p>
     <w:p>
@@ -14049,15 +14031,7 @@
           <w:szCs w:val="20"/>
         </w:rPr>
         <w:lastRenderedPageBreak/>
-        <w:t xml:space="preserve">      </w:t>
-      </w:r>
-      <w:r>
-        <w:rPr>
-          <w:rFonts w:ascii="Times New Roman" w:hAnsi="Times New Roman" w:cs="Times New Roman"/>
-          <w:sz w:val="20"/>
-          <w:szCs w:val="20"/>
-        </w:rPr>
-        <w:t>100</w:t>
+        <w:t xml:space="preserve">      100</w:t>
       </w:r>
     </w:p>
     <w:p>
@@ -14182,7 +14156,6 @@
           <m:r>
             <w:rPr>
               <w:rFonts w:ascii="Times New Roman" w:hAnsi="Times New Roman" w:cs="Times New Roman"/>
-              <w:i/>
               <w:sz w:val="20"/>
               <w:szCs w:val="20"/>
             </w:rPr>
@@ -15288,7 +15261,6 @@
           <m:r>
             <w:rPr>
               <w:rFonts w:ascii="Times New Roman" w:hAnsi="Times New Roman" w:cs="Times New Roman"/>
-              <w:i/>
               <w:sz w:val="20"/>
               <w:szCs w:val="20"/>
             </w:rPr>
@@ -15399,7 +15371,6 @@
           <m:r>
             <w:rPr>
               <w:rFonts w:ascii="Times New Roman" w:hAnsi="Times New Roman" w:cs="Times New Roman"/>
-              <w:i/>
               <w:sz w:val="20"/>
               <w:szCs w:val="20"/>
             </w:rPr>
@@ -15540,7 +15511,6 @@
           <m:r>
             <w:rPr>
               <w:rFonts w:ascii="Times New Roman" w:hAnsi="Times New Roman" w:cs="Times New Roman"/>
-              <w:i/>
               <w:sz w:val="20"/>
               <w:szCs w:val="20"/>
             </w:rPr>
@@ -17703,9 +17673,11 @@
             <m:t>×100</m:t>
           </m:r>
           <m:r>
+            <m:rPr>
+              <m:sty m:val="p"/>
+            </m:rPr>
             <w:rPr>
               <w:rFonts w:ascii="Times New Roman" w:hAnsi="Times New Roman" w:cs="Times New Roman"/>
-              <w:iCs/>
               <w:sz w:val="20"/>
               <w:szCs w:val="20"/>
             </w:rPr>
@@ -17780,9 +17752,11 @@
             <m:t>0.9×100=90%</m:t>
           </m:r>
           <m:r>
+            <m:rPr>
+              <m:sty m:val="p"/>
+            </m:rPr>
             <w:rPr>
               <w:rFonts w:ascii="Times New Roman" w:hAnsi="Times New Roman" w:cs="Times New Roman"/>
-              <w:iCs/>
               <w:sz w:val="20"/>
               <w:szCs w:val="20"/>
             </w:rPr>
@@ -18090,7 +18064,7 @@
           <w:szCs w:val="20"/>
         </w:rPr>
         <w:pict w14:anchorId="6872CD9A">
-          <v:rect id="_x0000_i1046" style="width:0;height:1.5pt" o:hralign="center" o:hrstd="t" o:hr="t" fillcolor="#a0a0a0" stroked="f"/>
+          <v:rect id="_x0000_i1025" style="width:0;height:1.5pt" o:hralign="center" o:hrstd="t" o:hr="t" fillcolor="#a0a0a0" stroked="f"/>
         </w:pict>
       </w:r>
     </w:p>
@@ -18983,8 +18957,6 @@
           <m:r>
             <w:rPr>
               <w:rFonts w:ascii="Times New Roman" w:hAnsi="Times New Roman" w:cs="Times New Roman"/>
-              <w:i/>
-              <w:iCs/>
               <w:sz w:val="20"/>
               <w:szCs w:val="20"/>
             </w:rPr>
@@ -19536,6 +19508,7 @@
       <w:r>
         <w:rPr>
           <w:rFonts w:ascii="Times New Roman" w:hAnsi="Times New Roman" w:cs="Times New Roman"/>
+          <w:noProof/>
           <w:sz w:val="20"/>
           <w:szCs w:val="20"/>
         </w:rPr>
@@ -23103,6 +23076,7 @@
       <w:r>
         <w:rPr>
           <w:rFonts w:ascii="Times New Roman" w:hAnsi="Times New Roman" w:cs="Times New Roman"/>
+          <w:noProof/>
           <w:sz w:val="20"/>
           <w:szCs w:val="20"/>
         </w:rPr>
@@ -23252,6 +23226,96 @@
           <w:sz w:val="20"/>
           <w:szCs w:val="20"/>
         </w:rPr>
+        <w:t xml:space="preserve">    </w:t>
+      </w:r>
+      <w:r>
+        <w:rPr>
+          <w:rFonts w:ascii="Times New Roman" w:hAnsi="Times New Roman" w:cs="Times New Roman"/>
+          <w:sz w:val="20"/>
+          <w:szCs w:val="20"/>
+        </w:rPr>
+        <w:t xml:space="preserve">       </w:t>
+      </w:r>
+      <w:r>
+        <w:rPr>
+          <w:rFonts w:ascii="Times New Roman" w:hAnsi="Times New Roman" w:cs="Times New Roman"/>
+          <w:sz w:val="20"/>
+          <w:szCs w:val="20"/>
+        </w:rPr>
+        <w:t xml:space="preserve"> </w:t>
+      </w:r>
+      <w:r>
+        <w:rPr>
+          <w:rFonts w:ascii="Times New Roman" w:hAnsi="Times New Roman" w:cs="Times New Roman"/>
+          <w:sz w:val="20"/>
+          <w:szCs w:val="20"/>
+        </w:rPr>
+        <w:t xml:space="preserve">The Coefficient of Variation (CV) is a statistical measure that tells us how much the data </w:t>
+      </w:r>
+      <w:r>
+        <w:rPr>
+          <w:rFonts w:ascii="Times New Roman" w:hAnsi="Times New Roman" w:cs="Times New Roman"/>
+          <w:sz w:val="20"/>
+          <w:szCs w:val="20"/>
+        </w:rPr>
+        <w:t xml:space="preserve">     </w:t>
+      </w:r>
+      <w:r>
+        <w:rPr>
+          <w:rFonts w:ascii="Times New Roman" w:hAnsi="Times New Roman" w:cs="Times New Roman"/>
+          <w:sz w:val="20"/>
+          <w:szCs w:val="20"/>
+        </w:rPr>
+        <w:t xml:space="preserve">varies relative to its </w:t>
+      </w:r>
+      <w:proofErr w:type="spellStart"/>
+      <w:proofErr w:type="gramStart"/>
+      <w:r>
+        <w:rPr>
+          <w:rFonts w:ascii="Times New Roman" w:hAnsi="Times New Roman" w:cs="Times New Roman"/>
+          <w:sz w:val="20"/>
+          <w:szCs w:val="20"/>
+        </w:rPr>
+        <w:t>mean.</w:t>
+      </w:r>
+      <w:r>
+        <w:rPr>
+          <w:rFonts w:ascii="Times New Roman" w:hAnsi="Times New Roman" w:cs="Times New Roman"/>
+          <w:sz w:val="20"/>
+          <w:szCs w:val="20"/>
+        </w:rPr>
+        <w:t>Easy</w:t>
+      </w:r>
+      <w:proofErr w:type="spellEnd"/>
+      <w:proofErr w:type="gramEnd"/>
+      <w:r>
+        <w:rPr>
+          <w:rFonts w:ascii="Times New Roman" w:hAnsi="Times New Roman" w:cs="Times New Roman"/>
+          <w:sz w:val="20"/>
+          <w:szCs w:val="20"/>
+        </w:rPr>
+        <w:t xml:space="preserve"> Definition</w:t>
+      </w:r>
+    </w:p>
+    <w:p>
+      <w:pPr>
+        <w:tabs>
+          <w:tab w:val="center" w:pos="4513"/>
+          <w:tab w:val="left" w:pos="6587"/>
+        </w:tabs>
+        <w:ind w:left="720"/>
+        <w:rPr>
+          <w:rFonts w:ascii="Times New Roman" w:hAnsi="Times New Roman" w:cs="Times New Roman"/>
+          <w:sz w:val="20"/>
+          <w:szCs w:val="20"/>
+        </w:rPr>
+      </w:pPr>
+      <w:r>
+        <w:rPr>
+          <w:rFonts w:ascii="Times New Roman" w:hAnsi="Times New Roman" w:cs="Times New Roman"/>
+          <w:sz w:val="20"/>
+          <w:szCs w:val="20"/>
+        </w:rPr>
         <w:t xml:space="preserve">      </w:t>
       </w:r>
       <w:r>
@@ -23260,7 +23324,7 @@
           <w:sz w:val="20"/>
           <w:szCs w:val="20"/>
         </w:rPr>
-        <w:t>The Coefficient of Variation compares the standard deviation with the mean.</w:t>
+        <w:t>CV tells us how much the data varies relative to its average.</w:t>
       </w:r>
     </w:p>
     <w:p>
@@ -23286,7 +23350,7 @@
           <w:sz w:val="20"/>
           <w:szCs w:val="20"/>
         </w:rPr>
-        <w:t>Easy Definition</w:t>
+        <w:t>Simple Definition</w:t>
       </w:r>
     </w:p>
     <w:p>
@@ -23308,15 +23372,15 @@
           <w:sz w:val="20"/>
           <w:szCs w:val="20"/>
         </w:rPr>
-        <w:t xml:space="preserve">      </w:t>
-      </w:r>
-      <w:r>
-        <w:rPr>
-          <w:rFonts w:ascii="Times New Roman" w:hAnsi="Times New Roman" w:cs="Times New Roman"/>
-          <w:sz w:val="20"/>
-          <w:szCs w:val="20"/>
-        </w:rPr>
-        <w:t>CV tells us how much the data varies relative to its average.</w:t>
+        <w:t xml:space="preserve">            </w:t>
+      </w:r>
+      <w:r>
+        <w:rPr>
+          <w:rFonts w:ascii="Times New Roman" w:hAnsi="Times New Roman" w:cs="Times New Roman"/>
+          <w:sz w:val="20"/>
+          <w:szCs w:val="20"/>
+        </w:rPr>
+        <w:t>Coefficient of Variation tells us how much the data is spread compared to the average value.</w:t>
       </w:r>
     </w:p>
     <w:p>
@@ -23328,6 +23392,20 @@
         <w:ind w:left="720"/>
         <w:rPr>
           <w:rFonts w:ascii="Times New Roman" w:hAnsi="Times New Roman" w:cs="Times New Roman"/>
+          <w:sz w:val="20"/>
+          <w:szCs w:val="20"/>
+        </w:rPr>
+      </w:pPr>
+    </w:p>
+    <w:p>
+      <w:pPr>
+        <w:tabs>
+          <w:tab w:val="center" w:pos="4513"/>
+          <w:tab w:val="left" w:pos="6587"/>
+        </w:tabs>
+        <w:ind w:left="720"/>
+        <w:rPr>
+          <w:rFonts w:ascii="Times New Roman" w:hAnsi="Times New Roman" w:cs="Times New Roman"/>
           <w:b/>
           <w:bCs/>
           <w:sz w:val="20"/>
@@ -23343,6 +23421,16 @@
           <w:szCs w:val="20"/>
         </w:rPr>
         <w:t>Interpretation</w:t>
+      </w:r>
+      <w:r>
+        <w:rPr>
+          <w:rFonts w:ascii="Times New Roman" w:hAnsi="Times New Roman" w:cs="Times New Roman"/>
+          <w:b/>
+          <w:bCs/>
+          <w:sz w:val="20"/>
+          <w:szCs w:val="20"/>
+        </w:rPr>
+        <w:t xml:space="preserve">  </w:t>
       </w:r>
     </w:p>
     <w:p>
@@ -23418,211 +23506,1362 @@
           <w:sz w:val="20"/>
           <w:szCs w:val="20"/>
         </w:rPr>
-        <w:t>Example</w:t>
-      </w:r>
-    </w:p>
-    <w:p>
-      <w:pPr>
-        <w:pStyle w:val="ListParagraph"/>
+        <w:t>Formula</w:t>
+      </w:r>
+    </w:p>
+    <w:p>
+      <w:pPr>
+        <w:tabs>
+          <w:tab w:val="center" w:pos="4513"/>
+          <w:tab w:val="left" w:pos="6587"/>
+        </w:tabs>
+        <w:ind w:left="720" w:firstLine="720"/>
+        <w:rPr>
+          <w:rFonts w:ascii="Times New Roman" w:hAnsi="Times New Roman" w:cs="Times New Roman"/>
+          <w:b/>
+          <w:bCs/>
+          <w:sz w:val="20"/>
+          <w:szCs w:val="20"/>
+        </w:rPr>
+      </w:pPr>
+      <w:r>
+        <w:rPr>
+          <w:rFonts w:ascii="Times New Roman" w:hAnsi="Times New Roman" w:cs="Times New Roman"/>
+          <w:b/>
+          <w:bCs/>
+          <w:sz w:val="20"/>
+          <w:szCs w:val="20"/>
+        </w:rPr>
+        <w:t>Population Formula</w:t>
+      </w:r>
+    </w:p>
+    <w:p>
+      <w:pPr>
+        <w:tabs>
+          <w:tab w:val="center" w:pos="4513"/>
+          <w:tab w:val="left" w:pos="6587"/>
+        </w:tabs>
+        <w:ind w:left="720"/>
+        <w:rPr>
+          <w:rFonts w:ascii="Times New Roman" w:hAnsi="Times New Roman" w:cs="Times New Roman"/>
+          <w:sz w:val="20"/>
+          <w:szCs w:val="20"/>
+        </w:rPr>
+      </w:pPr>
+      <m:oMathPara>
+        <m:oMath>
+          <m:r>
+            <w:rPr>
+              <w:rFonts w:ascii="Cambria Math" w:hAnsi="Cambria Math" w:cs="Times New Roman"/>
+              <w:sz w:val="20"/>
+              <w:szCs w:val="20"/>
+            </w:rPr>
+            <w:lastRenderedPageBreak/>
+            <m:t>CV=</m:t>
+          </m:r>
+          <m:f>
+            <m:fPr>
+              <m:ctrlPr>
+                <w:rPr>
+                  <w:rFonts w:ascii="Cambria Math" w:hAnsi="Cambria Math" w:cs="Times New Roman"/>
+                  <w:sz w:val="20"/>
+                  <w:szCs w:val="20"/>
+                </w:rPr>
+              </m:ctrlPr>
+            </m:fPr>
+            <m:num>
+              <m:r>
+                <w:rPr>
+                  <w:rFonts w:ascii="Cambria Math" w:hAnsi="Cambria Math" w:cs="Times New Roman"/>
+                  <w:sz w:val="20"/>
+                  <w:szCs w:val="20"/>
+                </w:rPr>
+                <m:t>σ</m:t>
+              </m:r>
+            </m:num>
+            <m:den>
+              <m:r>
+                <w:rPr>
+                  <w:rFonts w:ascii="Cambria Math" w:hAnsi="Cambria Math" w:cs="Times New Roman"/>
+                  <w:sz w:val="20"/>
+                  <w:szCs w:val="20"/>
+                </w:rPr>
+                <m:t>μ</m:t>
+              </m:r>
+            </m:den>
+          </m:f>
+          <m:r>
+            <w:rPr>
+              <w:rFonts w:ascii="Cambria Math" w:hAnsi="Cambria Math" w:cs="Times New Roman"/>
+              <w:sz w:val="20"/>
+              <w:szCs w:val="20"/>
+            </w:rPr>
+            <m:t>×100</m:t>
+          </m:r>
+          <m:r>
+            <w:rPr>
+              <w:rFonts w:ascii="Times New Roman" w:hAnsi="Times New Roman" w:cs="Times New Roman"/>
+              <w:i/>
+              <w:sz w:val="20"/>
+              <w:szCs w:val="20"/>
+            </w:rPr>
+            <w:br/>
+          </m:r>
+        </m:oMath>
+      </m:oMathPara>
+    </w:p>
+    <w:p>
+      <w:pPr>
+        <w:tabs>
+          <w:tab w:val="center" w:pos="4513"/>
+          <w:tab w:val="left" w:pos="6587"/>
+        </w:tabs>
+        <w:ind w:left="2520"/>
+        <w:rPr>
+          <w:rFonts w:ascii="Times New Roman" w:hAnsi="Times New Roman" w:cs="Times New Roman"/>
+          <w:sz w:val="20"/>
+          <w:szCs w:val="20"/>
+        </w:rPr>
+      </w:pPr>
+      <w:proofErr w:type="gramStart"/>
+      <w:r>
+        <w:rPr>
+          <w:rFonts w:ascii="Times New Roman" w:hAnsi="Times New Roman" w:cs="Times New Roman"/>
+          <w:sz w:val="20"/>
+          <w:szCs w:val="20"/>
+        </w:rPr>
+        <w:t>Where</w:t>
+      </w:r>
+      <w:proofErr w:type="gramEnd"/>
+    </w:p>
+    <w:p>
+      <w:pPr>
         <w:numPr>
-          <w:ilvl w:val="1"/>
-          <w:numId w:val="35"/>
+          <w:ilvl w:val="0"/>
+          <w:numId w:val="43"/>
         </w:numPr>
         <w:tabs>
-          <w:tab w:val="center" w:pos="4513"/>
-          <w:tab w:val="left" w:pos="6587"/>
-        </w:tabs>
-        <w:rPr>
-          <w:rFonts w:ascii="Times New Roman" w:hAnsi="Times New Roman" w:cs="Times New Roman"/>
-          <w:sz w:val="20"/>
-          <w:szCs w:val="20"/>
-        </w:rPr>
-      </w:pPr>
-      <w:r>
-        <w:rPr>
-          <w:rFonts w:ascii="Times New Roman" w:hAnsi="Times New Roman" w:cs="Times New Roman"/>
-          <w:sz w:val="20"/>
-          <w:szCs w:val="20"/>
-        </w:rPr>
-        <w:t>Company A</w:t>
+          <w:tab w:val="clear" w:pos="720"/>
+          <w:tab w:val="num" w:pos="3240"/>
+          <w:tab w:val="center" w:pos="4513"/>
+          <w:tab w:val="left" w:pos="6587"/>
+        </w:tabs>
+        <w:ind w:left="3240"/>
+        <w:rPr>
+          <w:rFonts w:ascii="Times New Roman" w:hAnsi="Times New Roman" w:cs="Times New Roman"/>
+          <w:sz w:val="20"/>
+          <w:szCs w:val="20"/>
+        </w:rPr>
+      </w:pPr>
+      <w:r>
+        <w:rPr>
+          <w:rFonts w:ascii="Times New Roman" w:hAnsi="Times New Roman" w:cs="Times New Roman"/>
+          <w:b/>
+          <w:bCs/>
+          <w:sz w:val="20"/>
+          <w:szCs w:val="20"/>
+        </w:rPr>
+        <w:t>CV</w:t>
+      </w:r>
+      <w:r>
+        <w:rPr>
+          <w:rFonts w:ascii="Times New Roman" w:hAnsi="Times New Roman" w:cs="Times New Roman"/>
+          <w:sz w:val="20"/>
+          <w:szCs w:val="20"/>
+        </w:rPr>
+        <w:t xml:space="preserve"> = Coefficient of Variation </w:t>
       </w:r>
     </w:p>
     <w:p>
       <w:pPr>
         <w:numPr>
-          <w:ilvl w:val="2"/>
-          <w:numId w:val="35"/>
+          <w:ilvl w:val="0"/>
+          <w:numId w:val="43"/>
         </w:numPr>
         <w:tabs>
-          <w:tab w:val="center" w:pos="4513"/>
-          <w:tab w:val="left" w:pos="6587"/>
-        </w:tabs>
-        <w:rPr>
-          <w:rFonts w:ascii="Times New Roman" w:hAnsi="Times New Roman" w:cs="Times New Roman"/>
-          <w:sz w:val="20"/>
-          <w:szCs w:val="20"/>
-        </w:rPr>
-      </w:pPr>
-      <w:r>
-        <w:rPr>
-          <w:rFonts w:ascii="Times New Roman" w:hAnsi="Times New Roman" w:cs="Times New Roman"/>
-          <w:sz w:val="20"/>
-          <w:szCs w:val="20"/>
-        </w:rPr>
-        <w:t xml:space="preserve">Mean Salary = ₹50,000 </w:t>
+          <w:tab w:val="clear" w:pos="720"/>
+          <w:tab w:val="num" w:pos="3240"/>
+          <w:tab w:val="center" w:pos="4513"/>
+          <w:tab w:val="left" w:pos="6587"/>
+        </w:tabs>
+        <w:ind w:left="3240"/>
+        <w:rPr>
+          <w:rFonts w:ascii="Times New Roman" w:hAnsi="Times New Roman" w:cs="Times New Roman"/>
+          <w:sz w:val="20"/>
+          <w:szCs w:val="20"/>
+        </w:rPr>
+      </w:pPr>
+      <w:r>
+        <w:rPr>
+          <w:rFonts w:ascii="Times New Roman" w:hAnsi="Times New Roman" w:cs="Times New Roman"/>
+          <w:b/>
+          <w:bCs/>
+          <w:sz w:val="20"/>
+          <w:szCs w:val="20"/>
+        </w:rPr>
+        <w:t>σ</w:t>
+      </w:r>
+      <w:r>
+        <w:rPr>
+          <w:rFonts w:ascii="Times New Roman" w:hAnsi="Times New Roman" w:cs="Times New Roman"/>
+          <w:sz w:val="20"/>
+          <w:szCs w:val="20"/>
+        </w:rPr>
+        <w:t xml:space="preserve"> = Population Standard Deviation </w:t>
       </w:r>
     </w:p>
     <w:p>
       <w:pPr>
         <w:numPr>
-          <w:ilvl w:val="2"/>
-          <w:numId w:val="35"/>
+          <w:ilvl w:val="0"/>
+          <w:numId w:val="43"/>
         </w:numPr>
         <w:tabs>
-          <w:tab w:val="center" w:pos="4513"/>
-          <w:tab w:val="left" w:pos="6587"/>
-        </w:tabs>
-        <w:rPr>
-          <w:rFonts w:ascii="Times New Roman" w:hAnsi="Times New Roman" w:cs="Times New Roman"/>
-          <w:sz w:val="20"/>
-          <w:szCs w:val="20"/>
-        </w:rPr>
-      </w:pPr>
-      <w:r>
-        <w:rPr>
-          <w:rFonts w:ascii="Times New Roman" w:hAnsi="Times New Roman" w:cs="Times New Roman"/>
-          <w:sz w:val="20"/>
-          <w:szCs w:val="20"/>
-        </w:rPr>
-        <w:t xml:space="preserve">Standard Deviation = ₹2,000 </w:t>
-      </w:r>
+          <w:tab w:val="clear" w:pos="720"/>
+          <w:tab w:val="num" w:pos="3240"/>
+          <w:tab w:val="center" w:pos="4513"/>
+          <w:tab w:val="left" w:pos="6587"/>
+        </w:tabs>
+        <w:ind w:left="3240"/>
+        <w:rPr>
+          <w:rFonts w:ascii="Times New Roman" w:hAnsi="Times New Roman" w:cs="Times New Roman"/>
+          <w:sz w:val="20"/>
+          <w:szCs w:val="20"/>
+        </w:rPr>
+      </w:pPr>
+      <w:r>
+        <w:rPr>
+          <w:rFonts w:ascii="Times New Roman" w:hAnsi="Times New Roman" w:cs="Times New Roman"/>
+          <w:b/>
+          <w:bCs/>
+          <w:sz w:val="20"/>
+          <w:szCs w:val="20"/>
+        </w:rPr>
+        <w:t>μ</w:t>
+      </w:r>
+      <w:r>
+        <w:rPr>
+          <w:rFonts w:ascii="Times New Roman" w:hAnsi="Times New Roman" w:cs="Times New Roman"/>
+          <w:sz w:val="20"/>
+          <w:szCs w:val="20"/>
+        </w:rPr>
+        <w:t xml:space="preserve"> = Population Mean</w:t>
+      </w:r>
+    </w:p>
+    <w:p>
+      <w:pPr>
+        <w:tabs>
+          <w:tab w:val="center" w:pos="4513"/>
+          <w:tab w:val="left" w:pos="6587"/>
+        </w:tabs>
+        <w:ind w:left="2160"/>
+        <w:rPr>
+          <w:rFonts w:ascii="Times New Roman" w:hAnsi="Times New Roman" w:cs="Times New Roman"/>
+          <w:sz w:val="20"/>
+          <w:szCs w:val="20"/>
+        </w:rPr>
+      </w:pPr>
+    </w:p>
+    <w:p>
+      <w:pPr>
+        <w:tabs>
+          <w:tab w:val="center" w:pos="4513"/>
+          <w:tab w:val="left" w:pos="6587"/>
+        </w:tabs>
+        <w:rPr>
+          <w:rFonts w:ascii="Times New Roman" w:hAnsi="Times New Roman" w:cs="Times New Roman"/>
+          <w:b/>
+          <w:bCs/>
+          <w:sz w:val="20"/>
+          <w:szCs w:val="20"/>
+        </w:rPr>
+      </w:pPr>
+      <w:r>
+        <w:rPr>
+          <w:rFonts w:ascii="Times New Roman" w:hAnsi="Times New Roman" w:cs="Times New Roman"/>
+          <w:b/>
+          <w:bCs/>
+          <w:sz w:val="20"/>
+          <w:szCs w:val="20"/>
+        </w:rPr>
+        <w:t xml:space="preserve">                                    </w:t>
+      </w:r>
+      <w:r>
+        <w:rPr>
+          <w:rFonts w:ascii="Times New Roman" w:hAnsi="Times New Roman" w:cs="Times New Roman"/>
+          <w:b/>
+          <w:bCs/>
+          <w:sz w:val="20"/>
+          <w:szCs w:val="20"/>
+        </w:rPr>
+        <w:t>Sample Formula</w:t>
+      </w:r>
+    </w:p>
+    <w:p>
+      <w:pPr>
+        <w:tabs>
+          <w:tab w:val="center" w:pos="4513"/>
+          <w:tab w:val="left" w:pos="6587"/>
+        </w:tabs>
+        <w:rPr>
+          <w:rFonts w:ascii="Times New Roman" w:hAnsi="Times New Roman" w:cs="Times New Roman"/>
+          <w:sz w:val="20"/>
+          <w:szCs w:val="20"/>
+        </w:rPr>
+      </w:pPr>
+      <m:oMathPara>
+        <m:oMath>
+          <m:r>
+            <w:rPr>
+              <w:rFonts w:ascii="Cambria Math" w:hAnsi="Cambria Math" w:cs="Times New Roman"/>
+              <w:sz w:val="20"/>
+              <w:szCs w:val="20"/>
+            </w:rPr>
+            <m:t xml:space="preserve"> </m:t>
+          </m:r>
+          <m:r>
+            <w:rPr>
+              <w:rFonts w:ascii="Cambria Math" w:hAnsi="Cambria Math" w:cs="Times New Roman"/>
+              <w:sz w:val="20"/>
+              <w:szCs w:val="20"/>
+            </w:rPr>
+            <m:t>CV=</m:t>
+          </m:r>
+          <m:f>
+            <m:fPr>
+              <m:ctrlPr>
+                <w:rPr>
+                  <w:rFonts w:ascii="Cambria Math" w:hAnsi="Cambria Math" w:cs="Times New Roman"/>
+                  <w:sz w:val="20"/>
+                  <w:szCs w:val="20"/>
+                </w:rPr>
+              </m:ctrlPr>
+            </m:fPr>
+            <m:num>
+              <m:r>
+                <w:rPr>
+                  <w:rFonts w:ascii="Cambria Math" w:hAnsi="Cambria Math" w:cs="Times New Roman"/>
+                  <w:sz w:val="20"/>
+                  <w:szCs w:val="20"/>
+                </w:rPr>
+                <m:t>s</m:t>
+              </m:r>
+            </m:num>
+            <m:den>
+              <m:acc>
+                <m:accPr>
+                  <m:chr m:val="̅"/>
+                  <m:ctrlPr>
+                    <w:rPr>
+                      <w:rFonts w:ascii="Cambria Math" w:hAnsi="Cambria Math" w:cs="Times New Roman"/>
+                      <w:sz w:val="20"/>
+                      <w:szCs w:val="20"/>
+                    </w:rPr>
+                  </m:ctrlPr>
+                </m:accPr>
+                <m:e>
+                  <m:r>
+                    <w:rPr>
+                      <w:rFonts w:ascii="Cambria Math" w:hAnsi="Cambria Math" w:cs="Times New Roman"/>
+                      <w:sz w:val="20"/>
+                      <w:szCs w:val="20"/>
+                    </w:rPr>
+                    <m:t>x</m:t>
+                  </m:r>
+                </m:e>
+              </m:acc>
+            </m:den>
+          </m:f>
+          <m:r>
+            <w:rPr>
+              <w:rFonts w:ascii="Cambria Math" w:hAnsi="Cambria Math" w:cs="Times New Roman"/>
+              <w:sz w:val="20"/>
+              <w:szCs w:val="20"/>
+            </w:rPr>
+            <m:t>×100</m:t>
+          </m:r>
+          <m:r>
+            <w:rPr>
+              <w:rFonts w:ascii="Times New Roman" w:hAnsi="Times New Roman" w:cs="Times New Roman"/>
+              <w:i/>
+              <w:sz w:val="20"/>
+              <w:szCs w:val="20"/>
+            </w:rPr>
+            <w:br/>
+          </m:r>
+        </m:oMath>
+      </m:oMathPara>
+    </w:p>
+    <w:p>
+      <w:pPr>
+        <w:tabs>
+          <w:tab w:val="center" w:pos="4513"/>
+          <w:tab w:val="left" w:pos="6587"/>
+        </w:tabs>
+        <w:ind w:left="2520"/>
+        <w:rPr>
+          <w:rFonts w:ascii="Times New Roman" w:hAnsi="Times New Roman" w:cs="Times New Roman"/>
+          <w:sz w:val="20"/>
+          <w:szCs w:val="20"/>
+        </w:rPr>
+      </w:pPr>
+      <w:proofErr w:type="gramStart"/>
+      <w:r>
+        <w:rPr>
+          <w:rFonts w:ascii="Times New Roman" w:hAnsi="Times New Roman" w:cs="Times New Roman"/>
+          <w:sz w:val="20"/>
+          <w:szCs w:val="20"/>
+        </w:rPr>
+        <w:t>Where</w:t>
+      </w:r>
+      <w:proofErr w:type="gramEnd"/>
     </w:p>
     <w:p>
       <w:pPr>
         <w:numPr>
-          <w:ilvl w:val="2"/>
-          <w:numId w:val="35"/>
+          <w:ilvl w:val="0"/>
+          <w:numId w:val="44"/>
         </w:numPr>
         <w:tabs>
-          <w:tab w:val="center" w:pos="4513"/>
-          <w:tab w:val="left" w:pos="6587"/>
-        </w:tabs>
-        <w:rPr>
-          <w:rFonts w:ascii="Times New Roman" w:hAnsi="Times New Roman" w:cs="Times New Roman"/>
-          <w:sz w:val="20"/>
-          <w:szCs w:val="20"/>
-        </w:rPr>
-      </w:pPr>
-      <w:r>
-        <w:rPr>
-          <w:rFonts w:ascii="Times New Roman" w:hAnsi="Times New Roman" w:cs="Times New Roman"/>
-          <w:sz w:val="20"/>
-          <w:szCs w:val="20"/>
-        </w:rPr>
-        <w:t xml:space="preserve">Low CV → Salaries are consistent. </w:t>
-      </w:r>
-    </w:p>
-    <w:p>
-      <w:pPr>
-        <w:pStyle w:val="ListParagraph"/>
+          <w:tab w:val="clear" w:pos="720"/>
+          <w:tab w:val="num" w:pos="3240"/>
+          <w:tab w:val="center" w:pos="4513"/>
+          <w:tab w:val="left" w:pos="6587"/>
+        </w:tabs>
+        <w:ind w:left="3240"/>
+        <w:rPr>
+          <w:rFonts w:ascii="Times New Roman" w:hAnsi="Times New Roman" w:cs="Times New Roman"/>
+          <w:sz w:val="20"/>
+          <w:szCs w:val="20"/>
+        </w:rPr>
+      </w:pPr>
+      <w:r>
+        <w:rPr>
+          <w:rFonts w:ascii="Times New Roman" w:hAnsi="Times New Roman" w:cs="Times New Roman"/>
+          <w:b/>
+          <w:bCs/>
+          <w:sz w:val="20"/>
+          <w:szCs w:val="20"/>
+        </w:rPr>
+        <w:t>s</w:t>
+      </w:r>
+      <w:r>
+        <w:rPr>
+          <w:rFonts w:ascii="Times New Roman" w:hAnsi="Times New Roman" w:cs="Times New Roman"/>
+          <w:sz w:val="20"/>
+          <w:szCs w:val="20"/>
+        </w:rPr>
+        <w:t xml:space="preserve"> = Sample Standard Deviation </w:t>
+      </w:r>
+    </w:p>
+    <w:p>
+      <w:pPr>
         <w:numPr>
-          <w:ilvl w:val="1"/>
-          <w:numId w:val="36"/>
+          <w:ilvl w:val="0"/>
+          <w:numId w:val="44"/>
         </w:numPr>
         <w:tabs>
-          <w:tab w:val="center" w:pos="4513"/>
-          <w:tab w:val="left" w:pos="6587"/>
-        </w:tabs>
-        <w:rPr>
-          <w:rFonts w:ascii="Times New Roman" w:hAnsi="Times New Roman" w:cs="Times New Roman"/>
-          <w:sz w:val="20"/>
-          <w:szCs w:val="20"/>
-        </w:rPr>
-      </w:pPr>
-      <w:r>
-        <w:rPr>
-          <w:rFonts w:ascii="Times New Roman" w:hAnsi="Times New Roman" w:cs="Times New Roman"/>
-          <w:sz w:val="20"/>
-          <w:szCs w:val="20"/>
-        </w:rPr>
-        <w:t>Company B</w:t>
-      </w:r>
-    </w:p>
-    <w:p>
-      <w:pPr>
-        <w:numPr>
-          <w:ilvl w:val="2"/>
-          <w:numId w:val="36"/>
-        </w:numPr>
-        <w:tabs>
-          <w:tab w:val="center" w:pos="4513"/>
-          <w:tab w:val="left" w:pos="6587"/>
-        </w:tabs>
-        <w:rPr>
-          <w:rFonts w:ascii="Times New Roman" w:hAnsi="Times New Roman" w:cs="Times New Roman"/>
-          <w:sz w:val="20"/>
-          <w:szCs w:val="20"/>
-        </w:rPr>
-      </w:pPr>
-      <w:r>
-        <w:rPr>
-          <w:rFonts w:ascii="Times New Roman" w:hAnsi="Times New Roman" w:cs="Times New Roman"/>
-          <w:sz w:val="20"/>
-          <w:szCs w:val="20"/>
-        </w:rPr>
-        <w:lastRenderedPageBreak/>
-        <w:t xml:space="preserve">Mean Salary = ₹50,000 </w:t>
-      </w:r>
-    </w:p>
-    <w:p>
-      <w:pPr>
-        <w:numPr>
-          <w:ilvl w:val="2"/>
-          <w:numId w:val="36"/>
-        </w:numPr>
-        <w:tabs>
-          <w:tab w:val="center" w:pos="4513"/>
-          <w:tab w:val="left" w:pos="6587"/>
-        </w:tabs>
-        <w:rPr>
-          <w:rFonts w:ascii="Times New Roman" w:hAnsi="Times New Roman" w:cs="Times New Roman"/>
-          <w:sz w:val="20"/>
-          <w:szCs w:val="20"/>
-        </w:rPr>
-      </w:pPr>
-      <w:r>
-        <w:rPr>
-          <w:rFonts w:ascii="Times New Roman" w:hAnsi="Times New Roman" w:cs="Times New Roman"/>
-          <w:sz w:val="20"/>
-          <w:szCs w:val="20"/>
-        </w:rPr>
-        <w:t xml:space="preserve">Standard Deviation = ₹15,000 </w:t>
-      </w:r>
-    </w:p>
-    <w:p>
-      <w:pPr>
-        <w:numPr>
-          <w:ilvl w:val="2"/>
-          <w:numId w:val="36"/>
-        </w:numPr>
-        <w:tabs>
-          <w:tab w:val="center" w:pos="4513"/>
-          <w:tab w:val="left" w:pos="6587"/>
-        </w:tabs>
-        <w:rPr>
-          <w:rFonts w:ascii="Times New Roman" w:hAnsi="Times New Roman" w:cs="Times New Roman"/>
-          <w:sz w:val="20"/>
-          <w:szCs w:val="20"/>
-        </w:rPr>
-      </w:pPr>
-      <w:r>
-        <w:rPr>
-          <w:rFonts w:ascii="Times New Roman" w:hAnsi="Times New Roman" w:cs="Times New Roman"/>
-          <w:sz w:val="20"/>
-          <w:szCs w:val="20"/>
-        </w:rPr>
-        <w:t>High CV → Salaries vary a lot.</w:t>
-      </w:r>
+          <w:tab w:val="clear" w:pos="720"/>
+          <w:tab w:val="num" w:pos="3240"/>
+          <w:tab w:val="center" w:pos="4513"/>
+          <w:tab w:val="left" w:pos="6587"/>
+        </w:tabs>
+        <w:ind w:left="3240"/>
+        <w:rPr>
+          <w:rFonts w:ascii="Times New Roman" w:hAnsi="Times New Roman" w:cs="Times New Roman"/>
+          <w:sz w:val="20"/>
+          <w:szCs w:val="20"/>
+        </w:rPr>
+      </w:pPr>
+      <w:r>
+        <w:rPr>
+          <w:rFonts w:ascii="Times New Roman" w:hAnsi="Times New Roman" w:cs="Times New Roman"/>
+          <w:b/>
+          <w:bCs/>
+          <w:sz w:val="20"/>
+          <w:szCs w:val="20"/>
+        </w:rPr>
+        <w:t>x̄</w:t>
+      </w:r>
+      <w:r>
+        <w:rPr>
+          <w:rFonts w:ascii="Times New Roman" w:hAnsi="Times New Roman" w:cs="Times New Roman"/>
+          <w:sz w:val="20"/>
+          <w:szCs w:val="20"/>
+        </w:rPr>
+        <w:t xml:space="preserve"> = Sample Mean</w:t>
+      </w:r>
+    </w:p>
+    <w:p>
+      <w:pPr>
+        <w:tabs>
+          <w:tab w:val="center" w:pos="4513"/>
+          <w:tab w:val="left" w:pos="6587"/>
+        </w:tabs>
+        <w:rPr>
+          <w:rFonts w:ascii="Times New Roman" w:hAnsi="Times New Roman" w:cs="Times New Roman"/>
+          <w:sz w:val="20"/>
+          <w:szCs w:val="20"/>
+        </w:rPr>
+      </w:pPr>
+    </w:p>
+    <w:p>
+      <w:pPr>
+        <w:tabs>
+          <w:tab w:val="center" w:pos="4513"/>
+          <w:tab w:val="left" w:pos="6587"/>
+        </w:tabs>
+        <w:rPr>
+          <w:rFonts w:ascii="Times New Roman" w:hAnsi="Times New Roman" w:cs="Times New Roman"/>
+          <w:b/>
+          <w:bCs/>
+          <w:sz w:val="20"/>
+          <w:szCs w:val="20"/>
+        </w:rPr>
+      </w:pPr>
+      <w:r>
+        <w:rPr>
+          <w:rFonts w:ascii="Times New Roman" w:hAnsi="Times New Roman" w:cs="Times New Roman"/>
+          <w:b/>
+          <w:bCs/>
+          <w:sz w:val="20"/>
+          <w:szCs w:val="20"/>
+        </w:rPr>
+        <w:t xml:space="preserve">                            </w:t>
+      </w:r>
+      <w:r>
+        <w:rPr>
+          <w:rFonts w:ascii="Times New Roman" w:hAnsi="Times New Roman" w:cs="Times New Roman"/>
+          <w:b/>
+          <w:bCs/>
+          <w:sz w:val="20"/>
+          <w:szCs w:val="20"/>
+        </w:rPr>
+        <w:t>Example 1</w:t>
+      </w:r>
+    </w:p>
+    <w:p>
+      <w:pPr>
+        <w:tabs>
+          <w:tab w:val="center" w:pos="4513"/>
+          <w:tab w:val="left" w:pos="6587"/>
+        </w:tabs>
+        <w:ind w:left="3600"/>
+        <w:rPr>
+          <w:rFonts w:ascii="Times New Roman" w:hAnsi="Times New Roman" w:cs="Times New Roman"/>
+          <w:sz w:val="20"/>
+          <w:szCs w:val="20"/>
+        </w:rPr>
+      </w:pPr>
+      <w:r>
+        <w:rPr>
+          <w:rFonts w:ascii="Times New Roman" w:hAnsi="Times New Roman" w:cs="Times New Roman"/>
+          <w:sz w:val="20"/>
+          <w:szCs w:val="20"/>
+        </w:rPr>
+        <w:t xml:space="preserve"> </w:t>
+      </w:r>
+      <w:r>
+        <w:rPr>
+          <w:rFonts w:ascii="Times New Roman" w:hAnsi="Times New Roman" w:cs="Times New Roman"/>
+          <w:sz w:val="20"/>
+          <w:szCs w:val="20"/>
+        </w:rPr>
+        <w:t>Dataset</w:t>
+      </w:r>
+    </w:p>
+    <w:p>
+      <w:pPr>
+        <w:tabs>
+          <w:tab w:val="center" w:pos="4513"/>
+          <w:tab w:val="left" w:pos="6587"/>
+        </w:tabs>
+        <w:ind w:left="3600"/>
+        <w:rPr>
+          <w:rFonts w:ascii="Times New Roman" w:hAnsi="Times New Roman" w:cs="Times New Roman"/>
+          <w:sz w:val="20"/>
+          <w:szCs w:val="20"/>
+        </w:rPr>
+      </w:pPr>
+      <w:r>
+        <w:rPr>
+          <w:rFonts w:ascii="Times New Roman" w:hAnsi="Times New Roman" w:cs="Times New Roman"/>
+          <w:sz w:val="20"/>
+          <w:szCs w:val="20"/>
+        </w:rPr>
+        <w:t xml:space="preserve">    </w:t>
+      </w:r>
+      <w:r>
+        <w:rPr>
+          <w:rFonts w:ascii="Times New Roman" w:hAnsi="Times New Roman" w:cs="Times New Roman"/>
+          <w:sz w:val="20"/>
+          <w:szCs w:val="20"/>
+        </w:rPr>
+        <w:t>20</w:t>
+      </w:r>
+    </w:p>
+    <w:p>
+      <w:pPr>
+        <w:tabs>
+          <w:tab w:val="center" w:pos="4513"/>
+          <w:tab w:val="left" w:pos="6587"/>
+        </w:tabs>
+        <w:ind w:left="3600"/>
+        <w:rPr>
+          <w:rFonts w:ascii="Times New Roman" w:hAnsi="Times New Roman" w:cs="Times New Roman"/>
+          <w:sz w:val="20"/>
+          <w:szCs w:val="20"/>
+        </w:rPr>
+      </w:pPr>
+      <w:r>
+        <w:rPr>
+          <w:rFonts w:ascii="Times New Roman" w:hAnsi="Times New Roman" w:cs="Times New Roman"/>
+          <w:sz w:val="20"/>
+          <w:szCs w:val="20"/>
+        </w:rPr>
+        <w:t xml:space="preserve">    </w:t>
+      </w:r>
+      <w:r>
+        <w:rPr>
+          <w:rFonts w:ascii="Times New Roman" w:hAnsi="Times New Roman" w:cs="Times New Roman"/>
+          <w:sz w:val="20"/>
+          <w:szCs w:val="20"/>
+        </w:rPr>
+        <w:t>25</w:t>
+      </w:r>
+    </w:p>
+    <w:p>
+      <w:pPr>
+        <w:tabs>
+          <w:tab w:val="center" w:pos="4513"/>
+          <w:tab w:val="left" w:pos="6587"/>
+        </w:tabs>
+        <w:ind w:left="3600"/>
+        <w:rPr>
+          <w:rFonts w:ascii="Times New Roman" w:hAnsi="Times New Roman" w:cs="Times New Roman"/>
+          <w:sz w:val="20"/>
+          <w:szCs w:val="20"/>
+        </w:rPr>
+      </w:pPr>
+      <w:r>
+        <w:rPr>
+          <w:rFonts w:ascii="Times New Roman" w:hAnsi="Times New Roman" w:cs="Times New Roman"/>
+          <w:sz w:val="20"/>
+          <w:szCs w:val="20"/>
+        </w:rPr>
+        <w:t xml:space="preserve">    </w:t>
+      </w:r>
+      <w:r>
+        <w:rPr>
+          <w:rFonts w:ascii="Times New Roman" w:hAnsi="Times New Roman" w:cs="Times New Roman"/>
+          <w:sz w:val="20"/>
+          <w:szCs w:val="20"/>
+        </w:rPr>
+        <w:t>30</w:t>
+      </w:r>
+    </w:p>
+    <w:p>
+      <w:pPr>
+        <w:tabs>
+          <w:tab w:val="center" w:pos="4513"/>
+          <w:tab w:val="left" w:pos="6587"/>
+        </w:tabs>
+        <w:ind w:left="3600"/>
+        <w:rPr>
+          <w:rFonts w:ascii="Times New Roman" w:hAnsi="Times New Roman" w:cs="Times New Roman"/>
+          <w:sz w:val="20"/>
+          <w:szCs w:val="20"/>
+        </w:rPr>
+      </w:pPr>
+      <w:r>
+        <w:rPr>
+          <w:rFonts w:ascii="Times New Roman" w:hAnsi="Times New Roman" w:cs="Times New Roman"/>
+          <w:sz w:val="20"/>
+          <w:szCs w:val="20"/>
+        </w:rPr>
+        <w:t xml:space="preserve">    </w:t>
+      </w:r>
+      <w:r>
+        <w:rPr>
+          <w:rFonts w:ascii="Times New Roman" w:hAnsi="Times New Roman" w:cs="Times New Roman"/>
+          <w:sz w:val="20"/>
+          <w:szCs w:val="20"/>
+        </w:rPr>
+        <w:t>35</w:t>
+      </w:r>
+    </w:p>
+    <w:p>
+      <w:pPr>
+        <w:tabs>
+          <w:tab w:val="center" w:pos="4513"/>
+          <w:tab w:val="left" w:pos="6587"/>
+        </w:tabs>
+        <w:ind w:left="3600"/>
+        <w:rPr>
+          <w:rFonts w:ascii="Times New Roman" w:hAnsi="Times New Roman" w:cs="Times New Roman"/>
+          <w:sz w:val="20"/>
+          <w:szCs w:val="20"/>
+        </w:rPr>
+      </w:pPr>
+      <w:r>
+        <w:rPr>
+          <w:rFonts w:ascii="Times New Roman" w:hAnsi="Times New Roman" w:cs="Times New Roman"/>
+          <w:sz w:val="20"/>
+          <w:szCs w:val="20"/>
+        </w:rPr>
+        <w:t xml:space="preserve">    </w:t>
+      </w:r>
+      <w:r>
+        <w:rPr>
+          <w:rFonts w:ascii="Times New Roman" w:hAnsi="Times New Roman" w:cs="Times New Roman"/>
+          <w:sz w:val="20"/>
+          <w:szCs w:val="20"/>
+        </w:rPr>
+        <w:t>40</w:t>
+      </w:r>
+    </w:p>
+    <w:p>
+      <w:pPr>
+        <w:tabs>
+          <w:tab w:val="center" w:pos="4513"/>
+          <w:tab w:val="left" w:pos="6587"/>
+        </w:tabs>
+        <w:ind w:left="1440"/>
+        <w:rPr>
+          <w:rFonts w:ascii="Times New Roman" w:hAnsi="Times New Roman" w:cs="Times New Roman"/>
+          <w:b/>
+          <w:bCs/>
+          <w:sz w:val="20"/>
+          <w:szCs w:val="20"/>
+        </w:rPr>
+      </w:pPr>
+      <w:r>
+        <w:rPr>
+          <w:rFonts w:ascii="Times New Roman" w:hAnsi="Times New Roman" w:cs="Times New Roman"/>
+          <w:b/>
+          <w:bCs/>
+          <w:sz w:val="20"/>
+          <w:szCs w:val="20"/>
+        </w:rPr>
+        <w:t>Step 1 Mean</w:t>
+      </w:r>
+    </w:p>
+    <w:p>
+      <w:pPr>
+        <w:tabs>
+          <w:tab w:val="center" w:pos="4513"/>
+          <w:tab w:val="left" w:pos="6587"/>
+        </w:tabs>
+        <w:ind w:left="1440"/>
+        <w:rPr>
+          <w:rFonts w:ascii="Times New Roman" w:hAnsi="Times New Roman" w:cs="Times New Roman"/>
+          <w:sz w:val="20"/>
+          <w:szCs w:val="20"/>
+        </w:rPr>
+      </w:pPr>
+      <m:oMathPara>
+        <m:oMath>
+          <m:r>
+            <w:rPr>
+              <w:rFonts w:ascii="Cambria Math" w:hAnsi="Cambria Math" w:cs="Times New Roman"/>
+              <w:sz w:val="20"/>
+              <w:szCs w:val="20"/>
+            </w:rPr>
+            <m:t>Mean=</m:t>
+          </m:r>
+          <m:f>
+            <m:fPr>
+              <m:ctrlPr>
+                <w:rPr>
+                  <w:rFonts w:ascii="Cambria Math" w:hAnsi="Cambria Math" w:cs="Times New Roman"/>
+                  <w:sz w:val="20"/>
+                  <w:szCs w:val="20"/>
+                </w:rPr>
+              </m:ctrlPr>
+            </m:fPr>
+            <m:num>
+              <m:r>
+                <w:rPr>
+                  <w:rFonts w:ascii="Cambria Math" w:hAnsi="Cambria Math" w:cs="Times New Roman"/>
+                  <w:sz w:val="20"/>
+                  <w:szCs w:val="20"/>
+                </w:rPr>
+                <m:t>20+25+30+35+40</m:t>
+              </m:r>
+            </m:num>
+            <m:den>
+              <m:r>
+                <w:rPr>
+                  <w:rFonts w:ascii="Cambria Math" w:hAnsi="Cambria Math" w:cs="Times New Roman"/>
+                  <w:sz w:val="20"/>
+                  <w:szCs w:val="20"/>
+                </w:rPr>
+                <m:t>5</m:t>
+              </m:r>
+            </m:den>
+          </m:f>
+          <m:r>
+            <w:rPr>
+              <w:rFonts w:ascii="Times New Roman" w:hAnsi="Times New Roman" w:cs="Times New Roman"/>
+              <w:sz w:val="20"/>
+              <w:szCs w:val="20"/>
+            </w:rPr>
+            <w:br/>
+          </m:r>
+        </m:oMath>
+        <m:oMath>
+          <m:r>
+            <w:rPr>
+              <w:rFonts w:ascii="Cambria Math" w:hAnsi="Cambria Math" w:cs="Times New Roman"/>
+              <w:sz w:val="20"/>
+              <w:szCs w:val="20"/>
+            </w:rPr>
+            <m:t>=</m:t>
+          </m:r>
+          <m:f>
+            <m:fPr>
+              <m:ctrlPr>
+                <w:rPr>
+                  <w:rFonts w:ascii="Cambria Math" w:hAnsi="Cambria Math" w:cs="Times New Roman"/>
+                  <w:sz w:val="20"/>
+                  <w:szCs w:val="20"/>
+                </w:rPr>
+              </m:ctrlPr>
+            </m:fPr>
+            <m:num>
+              <m:r>
+                <w:rPr>
+                  <w:rFonts w:ascii="Cambria Math" w:hAnsi="Cambria Math" w:cs="Times New Roman"/>
+                  <w:sz w:val="20"/>
+                  <w:szCs w:val="20"/>
+                </w:rPr>
+                <m:t>150</m:t>
+              </m:r>
+            </m:num>
+            <m:den>
+              <m:r>
+                <w:rPr>
+                  <w:rFonts w:ascii="Cambria Math" w:hAnsi="Cambria Math" w:cs="Times New Roman"/>
+                  <w:sz w:val="20"/>
+                  <w:szCs w:val="20"/>
+                </w:rPr>
+                <m:t>5</m:t>
+              </m:r>
+            </m:den>
+          </m:f>
+          <m:r>
+            <w:rPr>
+              <w:rFonts w:ascii="Cambria Math" w:hAnsi="Cambria Math" w:cs="Times New Roman"/>
+              <w:sz w:val="20"/>
+              <w:szCs w:val="20"/>
+            </w:rPr>
+            <m:t>=30</m:t>
+          </m:r>
+          <m:r>
+            <w:rPr>
+              <w:rFonts w:ascii="Times New Roman" w:hAnsi="Times New Roman" w:cs="Times New Roman"/>
+              <w:i/>
+              <w:sz w:val="20"/>
+              <w:szCs w:val="20"/>
+            </w:rPr>
+            <w:br/>
+          </m:r>
+        </m:oMath>
+      </m:oMathPara>
+    </w:p>
+    <w:p>
+      <w:pPr>
+        <w:tabs>
+          <w:tab w:val="center" w:pos="4513"/>
+          <w:tab w:val="left" w:pos="6587"/>
+        </w:tabs>
+        <w:ind w:left="1440"/>
+        <w:rPr>
+          <w:rFonts w:ascii="Times New Roman" w:hAnsi="Times New Roman" w:cs="Times New Roman"/>
+          <w:b/>
+          <w:bCs/>
+          <w:sz w:val="20"/>
+          <w:szCs w:val="20"/>
+        </w:rPr>
+      </w:pPr>
+      <w:r>
+        <w:rPr>
+          <w:rFonts w:ascii="Times New Roman" w:hAnsi="Times New Roman" w:cs="Times New Roman"/>
+          <w:sz w:val="20"/>
+          <w:szCs w:val="20"/>
+        </w:rPr>
+        <w:t xml:space="preserve">                                             </w:t>
+      </w:r>
+      <w:r>
+        <w:rPr>
+          <w:rFonts w:ascii="Times New Roman" w:hAnsi="Times New Roman" w:cs="Times New Roman"/>
+          <w:sz w:val="20"/>
+          <w:szCs w:val="20"/>
+        </w:rPr>
+        <w:t xml:space="preserve">Mean = </w:t>
+      </w:r>
+      <w:r>
+        <w:rPr>
+          <w:rFonts w:ascii="Times New Roman" w:hAnsi="Times New Roman" w:cs="Times New Roman"/>
+          <w:b/>
+          <w:bCs/>
+          <w:sz w:val="20"/>
+          <w:szCs w:val="20"/>
+        </w:rPr>
+        <w:t>30</w:t>
+      </w:r>
+    </w:p>
+    <w:p>
+      <w:pPr>
+        <w:tabs>
+          <w:tab w:val="center" w:pos="4513"/>
+          <w:tab w:val="left" w:pos="6587"/>
+        </w:tabs>
+        <w:ind w:left="1440"/>
+        <w:rPr>
+          <w:rFonts w:ascii="Times New Roman" w:hAnsi="Times New Roman" w:cs="Times New Roman"/>
+          <w:b/>
+          <w:bCs/>
+          <w:sz w:val="20"/>
+          <w:szCs w:val="20"/>
+        </w:rPr>
+      </w:pPr>
+      <w:r>
+        <w:rPr>
+          <w:rFonts w:ascii="Times New Roman" w:hAnsi="Times New Roman" w:cs="Times New Roman"/>
+          <w:b/>
+          <w:bCs/>
+          <w:sz w:val="20"/>
+          <w:szCs w:val="20"/>
+        </w:rPr>
+        <w:t>Step 2 Difference</w:t>
+      </w:r>
+    </w:p>
+    <w:tbl>
+      <w:tblPr>
+        <w:tblStyle w:val="TableGrid"/>
+        <w:tblW w:w="0" w:type="auto"/>
+        <w:jc w:val="center"/>
+        <w:tblLook w:val="04A0" w:firstRow="1" w:lastRow="0" w:firstColumn="1" w:lastColumn="0" w:noHBand="0" w:noVBand="1"/>
+      </w:tblPr>
+      <w:tblGrid>
+        <w:gridCol w:w="1856"/>
+        <w:gridCol w:w="2115"/>
+      </w:tblGrid>
+      <w:tr>
+        <w:trPr>
+          <w:jc w:val="center"/>
+        </w:trPr>
+        <w:tc>
+          <w:tcPr>
+            <w:tcW w:w="0" w:type="auto"/>
+            <w:hideMark/>
+          </w:tcPr>
+          <w:p>
+            <w:pPr>
+              <w:tabs>
+                <w:tab w:val="center" w:pos="4513"/>
+                <w:tab w:val="left" w:pos="6587"/>
+              </w:tabs>
+              <w:spacing w:after="160" w:line="278" w:lineRule="auto"/>
+              <w:ind w:left="1440"/>
+              <w:rPr>
+                <w:rFonts w:ascii="Times New Roman" w:hAnsi="Times New Roman" w:cs="Times New Roman"/>
+                <w:b/>
+                <w:bCs/>
+                <w:sz w:val="20"/>
+                <w:szCs w:val="20"/>
+              </w:rPr>
+            </w:pPr>
+            <w:r>
+              <w:rPr>
+                <w:rFonts w:ascii="Times New Roman" w:hAnsi="Times New Roman" w:cs="Times New Roman"/>
+                <w:b/>
+                <w:bCs/>
+                <w:sz w:val="20"/>
+                <w:szCs w:val="20"/>
+              </w:rPr>
+              <w:t>X</w:t>
+            </w:r>
+          </w:p>
+        </w:tc>
+        <w:tc>
+          <w:tcPr>
+            <w:tcW w:w="0" w:type="auto"/>
+            <w:hideMark/>
+          </w:tcPr>
+          <w:p>
+            <w:pPr>
+              <w:tabs>
+                <w:tab w:val="center" w:pos="4513"/>
+                <w:tab w:val="left" w:pos="6587"/>
+              </w:tabs>
+              <w:spacing w:after="160" w:line="278" w:lineRule="auto"/>
+              <w:ind w:left="1440"/>
+              <w:rPr>
+                <w:rFonts w:ascii="Times New Roman" w:hAnsi="Times New Roman" w:cs="Times New Roman"/>
+                <w:b/>
+                <w:bCs/>
+                <w:sz w:val="20"/>
+                <w:szCs w:val="20"/>
+              </w:rPr>
+            </w:pPr>
+            <w:r>
+              <w:rPr>
+                <w:rFonts w:ascii="Times New Roman" w:hAnsi="Times New Roman" w:cs="Times New Roman"/>
+                <w:b/>
+                <w:bCs/>
+                <w:sz w:val="20"/>
+                <w:szCs w:val="20"/>
+              </w:rPr>
+              <w:t>X−30</w:t>
+            </w:r>
+          </w:p>
+        </w:tc>
+      </w:tr>
+      <w:tr>
+        <w:trPr>
+          <w:jc w:val="center"/>
+        </w:trPr>
+        <w:tc>
+          <w:tcPr>
+            <w:tcW w:w="0" w:type="auto"/>
+            <w:hideMark/>
+          </w:tcPr>
+          <w:p>
+            <w:pPr>
+              <w:tabs>
+                <w:tab w:val="center" w:pos="4513"/>
+                <w:tab w:val="left" w:pos="6587"/>
+              </w:tabs>
+              <w:spacing w:after="160" w:line="278" w:lineRule="auto"/>
+              <w:ind w:left="1440"/>
+              <w:rPr>
+                <w:rFonts w:ascii="Times New Roman" w:hAnsi="Times New Roman" w:cs="Times New Roman"/>
+                <w:sz w:val="20"/>
+                <w:szCs w:val="20"/>
+              </w:rPr>
+            </w:pPr>
+            <w:r>
+              <w:rPr>
+                <w:rFonts w:ascii="Times New Roman" w:hAnsi="Times New Roman" w:cs="Times New Roman"/>
+                <w:sz w:val="20"/>
+                <w:szCs w:val="20"/>
+              </w:rPr>
+              <w:t>20</w:t>
+            </w:r>
+          </w:p>
+        </w:tc>
+        <w:tc>
+          <w:tcPr>
+            <w:tcW w:w="0" w:type="auto"/>
+            <w:hideMark/>
+          </w:tcPr>
+          <w:p>
+            <w:pPr>
+              <w:tabs>
+                <w:tab w:val="center" w:pos="4513"/>
+                <w:tab w:val="left" w:pos="6587"/>
+              </w:tabs>
+              <w:spacing w:after="160" w:line="278" w:lineRule="auto"/>
+              <w:ind w:left="1440"/>
+              <w:rPr>
+                <w:rFonts w:ascii="Times New Roman" w:hAnsi="Times New Roman" w:cs="Times New Roman"/>
+                <w:sz w:val="20"/>
+                <w:szCs w:val="20"/>
+              </w:rPr>
+            </w:pPr>
+            <w:r>
+              <w:rPr>
+                <w:rFonts w:ascii="Times New Roman" w:hAnsi="Times New Roman" w:cs="Times New Roman"/>
+                <w:sz w:val="20"/>
+                <w:szCs w:val="20"/>
+              </w:rPr>
+              <w:t>-10</w:t>
+            </w:r>
+          </w:p>
+        </w:tc>
+      </w:tr>
+      <w:tr>
+        <w:trPr>
+          <w:jc w:val="center"/>
+        </w:trPr>
+        <w:tc>
+          <w:tcPr>
+            <w:tcW w:w="0" w:type="auto"/>
+            <w:hideMark/>
+          </w:tcPr>
+          <w:p>
+            <w:pPr>
+              <w:tabs>
+                <w:tab w:val="center" w:pos="4513"/>
+                <w:tab w:val="left" w:pos="6587"/>
+              </w:tabs>
+              <w:spacing w:after="160" w:line="278" w:lineRule="auto"/>
+              <w:ind w:left="1440"/>
+              <w:rPr>
+                <w:rFonts w:ascii="Times New Roman" w:hAnsi="Times New Roman" w:cs="Times New Roman"/>
+                <w:sz w:val="20"/>
+                <w:szCs w:val="20"/>
+              </w:rPr>
+            </w:pPr>
+            <w:r>
+              <w:rPr>
+                <w:rFonts w:ascii="Times New Roman" w:hAnsi="Times New Roman" w:cs="Times New Roman"/>
+                <w:sz w:val="20"/>
+                <w:szCs w:val="20"/>
+              </w:rPr>
+              <w:t>25</w:t>
+            </w:r>
+          </w:p>
+        </w:tc>
+        <w:tc>
+          <w:tcPr>
+            <w:tcW w:w="0" w:type="auto"/>
+            <w:hideMark/>
+          </w:tcPr>
+          <w:p>
+            <w:pPr>
+              <w:tabs>
+                <w:tab w:val="center" w:pos="4513"/>
+                <w:tab w:val="left" w:pos="6587"/>
+              </w:tabs>
+              <w:spacing w:after="160" w:line="278" w:lineRule="auto"/>
+              <w:ind w:left="1440"/>
+              <w:rPr>
+                <w:rFonts w:ascii="Times New Roman" w:hAnsi="Times New Roman" w:cs="Times New Roman"/>
+                <w:sz w:val="20"/>
+                <w:szCs w:val="20"/>
+              </w:rPr>
+            </w:pPr>
+            <w:r>
+              <w:rPr>
+                <w:rFonts w:ascii="Times New Roman" w:hAnsi="Times New Roman" w:cs="Times New Roman"/>
+                <w:sz w:val="20"/>
+                <w:szCs w:val="20"/>
+              </w:rPr>
+              <w:t>-5</w:t>
+            </w:r>
+          </w:p>
+        </w:tc>
+      </w:tr>
+      <w:tr>
+        <w:trPr>
+          <w:jc w:val="center"/>
+        </w:trPr>
+        <w:tc>
+          <w:tcPr>
+            <w:tcW w:w="0" w:type="auto"/>
+            <w:hideMark/>
+          </w:tcPr>
+          <w:p>
+            <w:pPr>
+              <w:tabs>
+                <w:tab w:val="center" w:pos="4513"/>
+                <w:tab w:val="left" w:pos="6587"/>
+              </w:tabs>
+              <w:spacing w:after="160" w:line="278" w:lineRule="auto"/>
+              <w:ind w:left="1440"/>
+              <w:rPr>
+                <w:rFonts w:ascii="Times New Roman" w:hAnsi="Times New Roman" w:cs="Times New Roman"/>
+                <w:sz w:val="20"/>
+                <w:szCs w:val="20"/>
+              </w:rPr>
+            </w:pPr>
+            <w:r>
+              <w:rPr>
+                <w:rFonts w:ascii="Times New Roman" w:hAnsi="Times New Roman" w:cs="Times New Roman"/>
+                <w:sz w:val="20"/>
+                <w:szCs w:val="20"/>
+              </w:rPr>
+              <w:t>30</w:t>
+            </w:r>
+          </w:p>
+        </w:tc>
+        <w:tc>
+          <w:tcPr>
+            <w:tcW w:w="0" w:type="auto"/>
+            <w:hideMark/>
+          </w:tcPr>
+          <w:p>
+            <w:pPr>
+              <w:tabs>
+                <w:tab w:val="center" w:pos="4513"/>
+                <w:tab w:val="left" w:pos="6587"/>
+              </w:tabs>
+              <w:spacing w:after="160" w:line="278" w:lineRule="auto"/>
+              <w:ind w:left="1440"/>
+              <w:rPr>
+                <w:rFonts w:ascii="Times New Roman" w:hAnsi="Times New Roman" w:cs="Times New Roman"/>
+                <w:sz w:val="20"/>
+                <w:szCs w:val="20"/>
+              </w:rPr>
+            </w:pPr>
+            <w:r>
+              <w:rPr>
+                <w:rFonts w:ascii="Times New Roman" w:hAnsi="Times New Roman" w:cs="Times New Roman"/>
+                <w:sz w:val="20"/>
+                <w:szCs w:val="20"/>
+              </w:rPr>
+              <w:t>0</w:t>
+            </w:r>
+          </w:p>
+        </w:tc>
+      </w:tr>
+      <w:tr>
+        <w:trPr>
+          <w:jc w:val="center"/>
+        </w:trPr>
+        <w:tc>
+          <w:tcPr>
+            <w:tcW w:w="0" w:type="auto"/>
+            <w:hideMark/>
+          </w:tcPr>
+          <w:p>
+            <w:pPr>
+              <w:tabs>
+                <w:tab w:val="center" w:pos="4513"/>
+                <w:tab w:val="left" w:pos="6587"/>
+              </w:tabs>
+              <w:spacing w:after="160" w:line="278" w:lineRule="auto"/>
+              <w:ind w:left="1440"/>
+              <w:rPr>
+                <w:rFonts w:ascii="Times New Roman" w:hAnsi="Times New Roman" w:cs="Times New Roman"/>
+                <w:sz w:val="20"/>
+                <w:szCs w:val="20"/>
+              </w:rPr>
+            </w:pPr>
+            <w:r>
+              <w:rPr>
+                <w:rFonts w:ascii="Times New Roman" w:hAnsi="Times New Roman" w:cs="Times New Roman"/>
+                <w:sz w:val="20"/>
+                <w:szCs w:val="20"/>
+              </w:rPr>
+              <w:lastRenderedPageBreak/>
+              <w:t>35</w:t>
+            </w:r>
+          </w:p>
+        </w:tc>
+        <w:tc>
+          <w:tcPr>
+            <w:tcW w:w="0" w:type="auto"/>
+            <w:hideMark/>
+          </w:tcPr>
+          <w:p>
+            <w:pPr>
+              <w:tabs>
+                <w:tab w:val="center" w:pos="4513"/>
+                <w:tab w:val="left" w:pos="6587"/>
+              </w:tabs>
+              <w:spacing w:after="160" w:line="278" w:lineRule="auto"/>
+              <w:ind w:left="1440"/>
+              <w:rPr>
+                <w:rFonts w:ascii="Times New Roman" w:hAnsi="Times New Roman" w:cs="Times New Roman"/>
+                <w:sz w:val="20"/>
+                <w:szCs w:val="20"/>
+              </w:rPr>
+            </w:pPr>
+            <w:r>
+              <w:rPr>
+                <w:rFonts w:ascii="Times New Roman" w:hAnsi="Times New Roman" w:cs="Times New Roman"/>
+                <w:sz w:val="20"/>
+                <w:szCs w:val="20"/>
+              </w:rPr>
+              <w:t>5</w:t>
+            </w:r>
+          </w:p>
+        </w:tc>
+      </w:tr>
+      <w:tr>
+        <w:trPr>
+          <w:jc w:val="center"/>
+        </w:trPr>
+        <w:tc>
+          <w:tcPr>
+            <w:tcW w:w="0" w:type="auto"/>
+            <w:hideMark/>
+          </w:tcPr>
+          <w:p>
+            <w:pPr>
+              <w:tabs>
+                <w:tab w:val="center" w:pos="4513"/>
+                <w:tab w:val="left" w:pos="6587"/>
+              </w:tabs>
+              <w:spacing w:after="160" w:line="278" w:lineRule="auto"/>
+              <w:ind w:left="1440"/>
+              <w:rPr>
+                <w:rFonts w:ascii="Times New Roman" w:hAnsi="Times New Roman" w:cs="Times New Roman"/>
+                <w:sz w:val="20"/>
+                <w:szCs w:val="20"/>
+              </w:rPr>
+            </w:pPr>
+            <w:r>
+              <w:rPr>
+                <w:rFonts w:ascii="Times New Roman" w:hAnsi="Times New Roman" w:cs="Times New Roman"/>
+                <w:sz w:val="20"/>
+                <w:szCs w:val="20"/>
+              </w:rPr>
+              <w:t>40</w:t>
+            </w:r>
+          </w:p>
+        </w:tc>
+        <w:tc>
+          <w:tcPr>
+            <w:tcW w:w="0" w:type="auto"/>
+            <w:hideMark/>
+          </w:tcPr>
+          <w:p>
+            <w:pPr>
+              <w:tabs>
+                <w:tab w:val="center" w:pos="4513"/>
+                <w:tab w:val="left" w:pos="6587"/>
+              </w:tabs>
+              <w:spacing w:after="160" w:line="278" w:lineRule="auto"/>
+              <w:ind w:left="1440"/>
+              <w:rPr>
+                <w:rFonts w:ascii="Times New Roman" w:hAnsi="Times New Roman" w:cs="Times New Roman"/>
+                <w:sz w:val="20"/>
+                <w:szCs w:val="20"/>
+              </w:rPr>
+            </w:pPr>
+            <w:r>
+              <w:rPr>
+                <w:rFonts w:ascii="Times New Roman" w:hAnsi="Times New Roman" w:cs="Times New Roman"/>
+                <w:sz w:val="20"/>
+                <w:szCs w:val="20"/>
+              </w:rPr>
+              <w:t>10</w:t>
+            </w:r>
+          </w:p>
+        </w:tc>
+      </w:tr>
+    </w:tbl>
+    <w:p>
+      <w:pPr>
+        <w:tabs>
+          <w:tab w:val="center" w:pos="4513"/>
+          <w:tab w:val="left" w:pos="6587"/>
+        </w:tabs>
+        <w:ind w:left="1440"/>
+        <w:rPr>
+          <w:rFonts w:ascii="Times New Roman" w:hAnsi="Times New Roman" w:cs="Times New Roman"/>
+          <w:sz w:val="20"/>
+          <w:szCs w:val="20"/>
+        </w:rPr>
+      </w:pPr>
+    </w:p>
+    <w:p>
+      <w:pPr>
+        <w:tabs>
+          <w:tab w:val="center" w:pos="4513"/>
+          <w:tab w:val="left" w:pos="6587"/>
+        </w:tabs>
+        <w:rPr>
+          <w:rFonts w:ascii="Times New Roman" w:hAnsi="Times New Roman" w:cs="Times New Roman"/>
+          <w:sz w:val="20"/>
+          <w:szCs w:val="20"/>
+        </w:rPr>
+      </w:pPr>
     </w:p>
     <w:p>
       <w:pPr>
@@ -24680,6 +25919,84 @@
         </w:tabs>
         <w:rPr>
           <w:rFonts w:ascii="Times New Roman" w:hAnsi="Times New Roman" w:cs="Times New Roman"/>
+          <w:sz w:val="20"/>
+          <w:szCs w:val="20"/>
+        </w:rPr>
+      </w:pPr>
+    </w:p>
+    <w:p>
+      <w:pPr>
+        <w:tabs>
+          <w:tab w:val="center" w:pos="4513"/>
+          <w:tab w:val="left" w:pos="6587"/>
+        </w:tabs>
+        <w:rPr>
+          <w:rFonts w:ascii="Times New Roman" w:hAnsi="Times New Roman" w:cs="Times New Roman"/>
+          <w:sz w:val="20"/>
+          <w:szCs w:val="20"/>
+        </w:rPr>
+      </w:pPr>
+    </w:p>
+    <w:p>
+      <w:pPr>
+        <w:tabs>
+          <w:tab w:val="center" w:pos="4513"/>
+          <w:tab w:val="left" w:pos="6587"/>
+        </w:tabs>
+        <w:rPr>
+          <w:rFonts w:ascii="Times New Roman" w:hAnsi="Times New Roman" w:cs="Times New Roman"/>
+          <w:sz w:val="20"/>
+          <w:szCs w:val="20"/>
+        </w:rPr>
+      </w:pPr>
+    </w:p>
+    <w:p>
+      <w:pPr>
+        <w:tabs>
+          <w:tab w:val="center" w:pos="4513"/>
+          <w:tab w:val="left" w:pos="6587"/>
+        </w:tabs>
+        <w:rPr>
+          <w:rFonts w:ascii="Times New Roman" w:hAnsi="Times New Roman" w:cs="Times New Roman"/>
+          <w:sz w:val="20"/>
+          <w:szCs w:val="20"/>
+        </w:rPr>
+      </w:pPr>
+    </w:p>
+    <w:p>
+      <w:pPr>
+        <w:tabs>
+          <w:tab w:val="center" w:pos="4513"/>
+          <w:tab w:val="left" w:pos="6587"/>
+        </w:tabs>
+        <w:rPr>
+          <w:rFonts w:ascii="Times New Roman" w:hAnsi="Times New Roman" w:cs="Times New Roman"/>
+          <w:sz w:val="20"/>
+          <w:szCs w:val="20"/>
+        </w:rPr>
+      </w:pPr>
+    </w:p>
+    <w:p>
+      <w:pPr>
+        <w:tabs>
+          <w:tab w:val="center" w:pos="4513"/>
+          <w:tab w:val="left" w:pos="6587"/>
+        </w:tabs>
+        <w:rPr>
+          <w:rFonts w:ascii="Times New Roman" w:hAnsi="Times New Roman" w:cs="Times New Roman"/>
+          <w:sz w:val="20"/>
+          <w:szCs w:val="20"/>
+        </w:rPr>
+      </w:pPr>
+    </w:p>
+    <w:p>
+      <w:pPr>
+        <w:tabs>
+          <w:tab w:val="center" w:pos="4513"/>
+          <w:tab w:val="left" w:pos="6587"/>
+        </w:tabs>
+        <w:rPr>
+          <w:rFonts w:ascii="Times New Roman" w:hAnsi="Times New Roman" w:cs="Times New Roman"/>
           <w:b/>
           <w:bCs/>
           <w:sz w:val="20"/>
@@ -24750,15 +26067,7 @@
           <w:sz w:val="20"/>
           <w:szCs w:val="20"/>
         </w:rPr>
-        <w:t xml:space="preserve">Mean Absolute Deviation (MAD) is the average of the absolute differences between each data </w:t>
-      </w:r>
-      <w:r>
-        <w:rPr>
-          <w:rFonts w:ascii="Times New Roman" w:hAnsi="Times New Roman" w:cs="Times New Roman"/>
-          <w:sz w:val="20"/>
-          <w:szCs w:val="20"/>
-        </w:rPr>
-        <w:t xml:space="preserve">  </w:t>
+        <w:t xml:space="preserve">Mean Absolute Deviation (MAD) is the average of the absolute differences between each data   </w:t>
       </w:r>
       <w:r>
         <w:rPr>
@@ -24820,15 +26129,7 @@
           <w:sz w:val="20"/>
           <w:szCs w:val="20"/>
         </w:rPr>
-        <w:t xml:space="preserve">            </w:t>
-      </w:r>
-      <w:r>
-        <w:rPr>
-          <w:rFonts w:ascii="Times New Roman" w:hAnsi="Times New Roman" w:cs="Times New Roman"/>
-          <w:sz w:val="20"/>
-          <w:szCs w:val="20"/>
-        </w:rPr>
-        <w:t>Mean Absolute Deviation tells us, on average, how far the data values are from the mean (average).</w:t>
+        <w:t xml:space="preserve">            Mean Absolute Deviation tells us, on average, how far the data values are from the mean (average).</w:t>
       </w:r>
     </w:p>
     <w:p>
@@ -24850,7 +26151,6 @@
           <w:szCs w:val="20"/>
           <w:highlight w:val="yellow"/>
         </w:rPr>
-        <w:lastRenderedPageBreak/>
         <w:t xml:space="preserve">Only Consider Near value </w:t>
       </w:r>
       <w:r>
@@ -25148,6 +26448,9 @@
             </m:den>
           </m:f>
           <m:r>
+            <m:rPr>
+              <m:sty m:val="p"/>
+            </m:rPr>
             <w:rPr>
               <w:rFonts w:ascii="Times New Roman" w:hAnsi="Times New Roman" w:cs="Times New Roman"/>
               <w:sz w:val="20"/>
@@ -25612,6 +26915,7 @@
           <w:sz w:val="20"/>
           <w:szCs w:val="20"/>
         </w:rPr>
+        <w:lastRenderedPageBreak/>
         <w:t xml:space="preserve">Mean = </w:t>
       </w:r>
       <w:r>
@@ -26129,7 +27433,6 @@
                 <w:sz w:val="20"/>
                 <w:szCs w:val="20"/>
               </w:rPr>
-              <w:lastRenderedPageBreak/>
               <w:t>50</w:t>
             </w:r>
           </w:p>
@@ -26878,6 +28181,9 @@
             </m:e>
           </m:rad>
           <m:r>
+            <m:rPr>
+              <m:sty m:val="p"/>
+            </m:rPr>
             <w:rPr>
               <w:rFonts w:ascii="Times New Roman" w:hAnsi="Times New Roman" w:cs="Times New Roman"/>
               <w:sz w:val="20"/>
@@ -27741,6 +29047,342 @@
         <w:br/>
       </w:r>
     </w:p>
+    <w:p>
+      <w:pPr>
+        <w:tabs>
+          <w:tab w:val="center" w:pos="4513"/>
+          <w:tab w:val="left" w:pos="6587"/>
+        </w:tabs>
+        <w:ind w:left="720"/>
+        <w:rPr>
+          <w:rFonts w:ascii="Times New Roman" w:hAnsi="Times New Roman" w:cs="Times New Roman"/>
+          <w:sz w:val="20"/>
+          <w:szCs w:val="20"/>
+        </w:rPr>
+      </w:pPr>
+    </w:p>
+    <w:p>
+      <w:pPr>
+        <w:tabs>
+          <w:tab w:val="center" w:pos="4513"/>
+          <w:tab w:val="left" w:pos="6587"/>
+        </w:tabs>
+        <w:ind w:left="720"/>
+        <w:rPr>
+          <w:rFonts w:ascii="Times New Roman" w:hAnsi="Times New Roman" w:cs="Times New Roman"/>
+          <w:sz w:val="20"/>
+          <w:szCs w:val="20"/>
+        </w:rPr>
+      </w:pPr>
+    </w:p>
+    <w:p>
+      <w:pPr>
+        <w:tabs>
+          <w:tab w:val="center" w:pos="4513"/>
+          <w:tab w:val="left" w:pos="6587"/>
+        </w:tabs>
+        <w:ind w:left="720"/>
+        <w:rPr>
+          <w:rFonts w:ascii="Times New Roman" w:hAnsi="Times New Roman" w:cs="Times New Roman"/>
+          <w:sz w:val="20"/>
+          <w:szCs w:val="20"/>
+        </w:rPr>
+      </w:pPr>
+    </w:p>
+    <w:p>
+      <w:pPr>
+        <w:tabs>
+          <w:tab w:val="center" w:pos="4513"/>
+          <w:tab w:val="left" w:pos="6587"/>
+        </w:tabs>
+        <w:ind w:left="720"/>
+        <w:rPr>
+          <w:rFonts w:ascii="Times New Roman" w:hAnsi="Times New Roman" w:cs="Times New Roman"/>
+          <w:sz w:val="20"/>
+          <w:szCs w:val="20"/>
+        </w:rPr>
+      </w:pPr>
+    </w:p>
+    <w:p>
+      <w:pPr>
+        <w:tabs>
+          <w:tab w:val="center" w:pos="4513"/>
+          <w:tab w:val="left" w:pos="6587"/>
+        </w:tabs>
+        <w:ind w:left="720"/>
+        <w:rPr>
+          <w:rFonts w:ascii="Times New Roman" w:hAnsi="Times New Roman" w:cs="Times New Roman"/>
+          <w:sz w:val="20"/>
+          <w:szCs w:val="20"/>
+        </w:rPr>
+      </w:pPr>
+    </w:p>
+    <w:p>
+      <w:pPr>
+        <w:tabs>
+          <w:tab w:val="center" w:pos="4513"/>
+          <w:tab w:val="left" w:pos="6587"/>
+        </w:tabs>
+        <w:ind w:left="720"/>
+        <w:rPr>
+          <w:rFonts w:ascii="Times New Roman" w:hAnsi="Times New Roman" w:cs="Times New Roman"/>
+          <w:sz w:val="20"/>
+          <w:szCs w:val="20"/>
+        </w:rPr>
+      </w:pPr>
+    </w:p>
+    <w:p>
+      <w:pPr>
+        <w:tabs>
+          <w:tab w:val="center" w:pos="4513"/>
+          <w:tab w:val="left" w:pos="6587"/>
+        </w:tabs>
+        <w:ind w:left="720"/>
+        <w:rPr>
+          <w:rFonts w:ascii="Times New Roman" w:hAnsi="Times New Roman" w:cs="Times New Roman"/>
+          <w:sz w:val="20"/>
+          <w:szCs w:val="20"/>
+        </w:rPr>
+      </w:pPr>
+    </w:p>
+    <w:p>
+      <w:pPr>
+        <w:tabs>
+          <w:tab w:val="center" w:pos="4513"/>
+          <w:tab w:val="left" w:pos="6587"/>
+        </w:tabs>
+        <w:ind w:left="720"/>
+        <w:rPr>
+          <w:rFonts w:ascii="Times New Roman" w:hAnsi="Times New Roman" w:cs="Times New Roman"/>
+          <w:sz w:val="20"/>
+          <w:szCs w:val="20"/>
+        </w:rPr>
+      </w:pPr>
+    </w:p>
+    <w:p>
+      <w:pPr>
+        <w:tabs>
+          <w:tab w:val="center" w:pos="4513"/>
+          <w:tab w:val="left" w:pos="6587"/>
+        </w:tabs>
+        <w:ind w:left="720"/>
+        <w:rPr>
+          <w:rFonts w:ascii="Times New Roman" w:hAnsi="Times New Roman" w:cs="Times New Roman"/>
+          <w:sz w:val="20"/>
+          <w:szCs w:val="20"/>
+        </w:rPr>
+      </w:pPr>
+    </w:p>
+    <w:p>
+      <w:pPr>
+        <w:tabs>
+          <w:tab w:val="center" w:pos="4513"/>
+          <w:tab w:val="left" w:pos="6587"/>
+        </w:tabs>
+        <w:ind w:left="720"/>
+        <w:rPr>
+          <w:rFonts w:ascii="Times New Roman" w:hAnsi="Times New Roman" w:cs="Times New Roman"/>
+          <w:sz w:val="20"/>
+          <w:szCs w:val="20"/>
+        </w:rPr>
+      </w:pPr>
+    </w:p>
+    <w:p>
+      <w:pPr>
+        <w:tabs>
+          <w:tab w:val="center" w:pos="4513"/>
+          <w:tab w:val="left" w:pos="6587"/>
+        </w:tabs>
+        <w:ind w:left="720"/>
+        <w:rPr>
+          <w:rFonts w:ascii="Times New Roman" w:hAnsi="Times New Roman" w:cs="Times New Roman"/>
+          <w:sz w:val="20"/>
+          <w:szCs w:val="20"/>
+        </w:rPr>
+      </w:pPr>
+    </w:p>
+    <w:p>
+      <w:pPr>
+        <w:tabs>
+          <w:tab w:val="center" w:pos="4513"/>
+          <w:tab w:val="left" w:pos="6587"/>
+        </w:tabs>
+        <w:ind w:left="720"/>
+        <w:rPr>
+          <w:rFonts w:ascii="Times New Roman" w:hAnsi="Times New Roman" w:cs="Times New Roman"/>
+          <w:sz w:val="20"/>
+          <w:szCs w:val="20"/>
+        </w:rPr>
+      </w:pPr>
+    </w:p>
+    <w:p>
+      <w:pPr>
+        <w:tabs>
+          <w:tab w:val="center" w:pos="4513"/>
+          <w:tab w:val="left" w:pos="6587"/>
+        </w:tabs>
+        <w:ind w:left="720"/>
+        <w:rPr>
+          <w:rFonts w:ascii="Times New Roman" w:hAnsi="Times New Roman" w:cs="Times New Roman"/>
+          <w:sz w:val="20"/>
+          <w:szCs w:val="20"/>
+        </w:rPr>
+      </w:pPr>
+    </w:p>
+    <w:p>
+      <w:pPr>
+        <w:tabs>
+          <w:tab w:val="center" w:pos="4513"/>
+          <w:tab w:val="left" w:pos="6587"/>
+        </w:tabs>
+        <w:ind w:left="720"/>
+        <w:rPr>
+          <w:rFonts w:ascii="Times New Roman" w:hAnsi="Times New Roman" w:cs="Times New Roman"/>
+          <w:sz w:val="20"/>
+          <w:szCs w:val="20"/>
+        </w:rPr>
+      </w:pPr>
+    </w:p>
+    <w:p>
+      <w:pPr>
+        <w:tabs>
+          <w:tab w:val="center" w:pos="4513"/>
+          <w:tab w:val="left" w:pos="6587"/>
+        </w:tabs>
+        <w:ind w:left="720"/>
+        <w:rPr>
+          <w:rFonts w:ascii="Times New Roman" w:hAnsi="Times New Roman" w:cs="Times New Roman"/>
+          <w:sz w:val="20"/>
+          <w:szCs w:val="20"/>
+        </w:rPr>
+      </w:pPr>
+    </w:p>
+    <w:p>
+      <w:pPr>
+        <w:tabs>
+          <w:tab w:val="center" w:pos="4513"/>
+          <w:tab w:val="left" w:pos="6587"/>
+        </w:tabs>
+        <w:ind w:left="720"/>
+        <w:rPr>
+          <w:rFonts w:ascii="Times New Roman" w:hAnsi="Times New Roman" w:cs="Times New Roman"/>
+          <w:sz w:val="20"/>
+          <w:szCs w:val="20"/>
+        </w:rPr>
+      </w:pPr>
+    </w:p>
+    <w:p>
+      <w:pPr>
+        <w:tabs>
+          <w:tab w:val="center" w:pos="4513"/>
+          <w:tab w:val="left" w:pos="6587"/>
+        </w:tabs>
+        <w:ind w:left="720"/>
+        <w:rPr>
+          <w:rFonts w:ascii="Times New Roman" w:hAnsi="Times New Roman" w:cs="Times New Roman"/>
+          <w:sz w:val="20"/>
+          <w:szCs w:val="20"/>
+        </w:rPr>
+      </w:pPr>
+    </w:p>
+    <w:p>
+      <w:pPr>
+        <w:tabs>
+          <w:tab w:val="center" w:pos="4513"/>
+          <w:tab w:val="left" w:pos="6587"/>
+        </w:tabs>
+        <w:ind w:left="720"/>
+        <w:rPr>
+          <w:rFonts w:ascii="Times New Roman" w:hAnsi="Times New Roman" w:cs="Times New Roman"/>
+          <w:sz w:val="20"/>
+          <w:szCs w:val="20"/>
+        </w:rPr>
+      </w:pPr>
+    </w:p>
+    <w:p>
+      <w:pPr>
+        <w:tabs>
+          <w:tab w:val="center" w:pos="4513"/>
+          <w:tab w:val="left" w:pos="6587"/>
+        </w:tabs>
+        <w:ind w:left="720"/>
+        <w:rPr>
+          <w:rFonts w:ascii="Times New Roman" w:hAnsi="Times New Roman" w:cs="Times New Roman"/>
+          <w:sz w:val="20"/>
+          <w:szCs w:val="20"/>
+        </w:rPr>
+      </w:pPr>
+    </w:p>
+    <w:p>
+      <w:pPr>
+        <w:tabs>
+          <w:tab w:val="center" w:pos="4513"/>
+          <w:tab w:val="left" w:pos="6587"/>
+        </w:tabs>
+        <w:ind w:left="720"/>
+        <w:rPr>
+          <w:rFonts w:ascii="Times New Roman" w:hAnsi="Times New Roman" w:cs="Times New Roman"/>
+          <w:sz w:val="20"/>
+          <w:szCs w:val="20"/>
+        </w:rPr>
+      </w:pPr>
+    </w:p>
+    <w:p>
+      <w:pPr>
+        <w:tabs>
+          <w:tab w:val="center" w:pos="4513"/>
+          <w:tab w:val="left" w:pos="6587"/>
+        </w:tabs>
+        <w:ind w:left="720"/>
+        <w:rPr>
+          <w:rFonts w:ascii="Times New Roman" w:hAnsi="Times New Roman" w:cs="Times New Roman"/>
+          <w:sz w:val="20"/>
+          <w:szCs w:val="20"/>
+        </w:rPr>
+      </w:pPr>
+    </w:p>
+    <w:p>
+      <w:pPr>
+        <w:tabs>
+          <w:tab w:val="center" w:pos="4513"/>
+          <w:tab w:val="left" w:pos="6587"/>
+        </w:tabs>
+        <w:ind w:left="720"/>
+        <w:rPr>
+          <w:rFonts w:ascii="Times New Roman" w:hAnsi="Times New Roman" w:cs="Times New Roman"/>
+          <w:sz w:val="20"/>
+          <w:szCs w:val="20"/>
+        </w:rPr>
+      </w:pPr>
+    </w:p>
+    <w:p>
+      <w:pPr>
+        <w:tabs>
+          <w:tab w:val="center" w:pos="4513"/>
+          <w:tab w:val="left" w:pos="6587"/>
+        </w:tabs>
+        <w:ind w:left="720"/>
+        <w:rPr>
+          <w:rFonts w:ascii="Times New Roman" w:hAnsi="Times New Roman" w:cs="Times New Roman"/>
+          <w:sz w:val="20"/>
+          <w:szCs w:val="20"/>
+        </w:rPr>
+      </w:pPr>
+    </w:p>
+    <w:p>
+      <w:pPr>
+        <w:tabs>
+          <w:tab w:val="center" w:pos="4513"/>
+          <w:tab w:val="left" w:pos="6587"/>
+        </w:tabs>
+        <w:ind w:left="720"/>
+        <w:rPr>
+          <w:rFonts w:ascii="Times New Roman" w:hAnsi="Times New Roman" w:cs="Times New Roman"/>
+          <w:sz w:val="20"/>
+          <w:szCs w:val="20"/>
+        </w:rPr>
+      </w:pPr>
+    </w:p>
     <w:sectPr>
       <w:type w:val="continuous"/>
       <w:pgSz w:w="11907" w:h="16840" w:code="9"/>
@@ -30032,6 +31674,155 @@
     </w:lvl>
   </w:abstractNum>
   <w:abstractNum w:abstractNumId="17" w15:restartNumberingAfterBreak="0">
+    <w:nsid w:val="36B57255"/>
+    <w:multiLevelType w:val="multilevel"/>
+    <w:tmpl w:val="D6D09226"/>
+    <w:lvl w:ilvl="0">
+      <w:start w:val="1"/>
+      <w:numFmt w:val="bullet"/>
+      <w:lvlText w:val=""/>
+      <w:lvlJc w:val="left"/>
+      <w:pPr>
+        <w:tabs>
+          <w:tab w:val="num" w:pos="720"/>
+        </w:tabs>
+        <w:ind w:left="720" w:hanging="360"/>
+      </w:pPr>
+      <w:rPr>
+        <w:rFonts w:ascii="Symbol" w:hAnsi="Symbol" w:hint="default"/>
+        <w:sz w:val="20"/>
+      </w:rPr>
+    </w:lvl>
+    <w:lvl w:ilvl="1" w:tentative="1">
+      <w:start w:val="1"/>
+      <w:numFmt w:val="bullet"/>
+      <w:lvlText w:val="o"/>
+      <w:lvlJc w:val="left"/>
+      <w:pPr>
+        <w:tabs>
+          <w:tab w:val="num" w:pos="1440"/>
+        </w:tabs>
+        <w:ind w:left="1440" w:hanging="360"/>
+      </w:pPr>
+      <w:rPr>
+        <w:rFonts w:ascii="Courier New" w:hAnsi="Courier New" w:hint="default"/>
+        <w:sz w:val="20"/>
+      </w:rPr>
+    </w:lvl>
+    <w:lvl w:ilvl="2" w:tentative="1">
+      <w:start w:val="1"/>
+      <w:numFmt w:val="bullet"/>
+      <w:lvlText w:val=""/>
+      <w:lvlJc w:val="left"/>
+      <w:pPr>
+        <w:tabs>
+          <w:tab w:val="num" w:pos="2160"/>
+        </w:tabs>
+        <w:ind w:left="2160" w:hanging="360"/>
+      </w:pPr>
+      <w:rPr>
+        <w:rFonts w:ascii="Wingdings" w:hAnsi="Wingdings" w:hint="default"/>
+        <w:sz w:val="20"/>
+      </w:rPr>
+    </w:lvl>
+    <w:lvl w:ilvl="3" w:tentative="1">
+      <w:start w:val="1"/>
+      <w:numFmt w:val="bullet"/>
+      <w:lvlText w:val=""/>
+      <w:lvlJc w:val="left"/>
+      <w:pPr>
+        <w:tabs>
+          <w:tab w:val="num" w:pos="2880"/>
+        </w:tabs>
+        <w:ind w:left="2880" w:hanging="360"/>
+      </w:pPr>
+      <w:rPr>
+        <w:rFonts w:ascii="Wingdings" w:hAnsi="Wingdings" w:hint="default"/>
+        <w:sz w:val="20"/>
+      </w:rPr>
+    </w:lvl>
+    <w:lvl w:ilvl="4" w:tentative="1">
+      <w:start w:val="1"/>
+      <w:numFmt w:val="bullet"/>
+      <w:lvlText w:val=""/>
+      <w:lvlJc w:val="left"/>
+      <w:pPr>
+        <w:tabs>
+          <w:tab w:val="num" w:pos="3600"/>
+        </w:tabs>
+        <w:ind w:left="3600" w:hanging="360"/>
+      </w:pPr>
+      <w:rPr>
+        <w:rFonts w:ascii="Wingdings" w:hAnsi="Wingdings" w:hint="default"/>
+        <w:sz w:val="20"/>
+      </w:rPr>
+    </w:lvl>
+    <w:lvl w:ilvl="5" w:tentative="1">
+      <w:start w:val="1"/>
+      <w:numFmt w:val="bullet"/>
+      <w:lvlText w:val=""/>
+      <w:lvlJc w:val="left"/>
+      <w:pPr>
+        <w:tabs>
+          <w:tab w:val="num" w:pos="4320"/>
+        </w:tabs>
+        <w:ind w:left="4320" w:hanging="360"/>
+      </w:pPr>
+      <w:rPr>
+        <w:rFonts w:ascii="Wingdings" w:hAnsi="Wingdings" w:hint="default"/>
+        <w:sz w:val="20"/>
+      </w:rPr>
+    </w:lvl>
+    <w:lvl w:ilvl="6" w:tentative="1">
+      <w:start w:val="1"/>
+      <w:numFmt w:val="bullet"/>
+      <w:lvlText w:val=""/>
+      <w:lvlJc w:val="left"/>
+      <w:pPr>
+        <w:tabs>
+          <w:tab w:val="num" w:pos="5040"/>
+        </w:tabs>
+        <w:ind w:left="5040" w:hanging="360"/>
+      </w:pPr>
+      <w:rPr>
+        <w:rFonts w:ascii="Wingdings" w:hAnsi="Wingdings" w:hint="default"/>
+        <w:sz w:val="20"/>
+      </w:rPr>
+    </w:lvl>
+    <w:lvl w:ilvl="7" w:tentative="1">
+      <w:start w:val="1"/>
+      <w:numFmt w:val="bullet"/>
+      <w:lvlText w:val=""/>
+      <w:lvlJc w:val="left"/>
+      <w:pPr>
+        <w:tabs>
+          <w:tab w:val="num" w:pos="5760"/>
+        </w:tabs>
+        <w:ind w:left="5760" w:hanging="360"/>
+      </w:pPr>
+      <w:rPr>
+        <w:rFonts w:ascii="Wingdings" w:hAnsi="Wingdings" w:hint="default"/>
+        <w:sz w:val="20"/>
+      </w:rPr>
+    </w:lvl>
+    <w:lvl w:ilvl="8" w:tentative="1">
+      <w:start w:val="1"/>
+      <w:numFmt w:val="bullet"/>
+      <w:lvlText w:val=""/>
+      <w:lvlJc w:val="left"/>
+      <w:pPr>
+        <w:tabs>
+          <w:tab w:val="num" w:pos="6480"/>
+        </w:tabs>
+        <w:ind w:left="6480" w:hanging="360"/>
+      </w:pPr>
+      <w:rPr>
+        <w:rFonts w:ascii="Wingdings" w:hAnsi="Wingdings" w:hint="default"/>
+        <w:sz w:val="20"/>
+      </w:rPr>
+    </w:lvl>
+  </w:abstractNum>
+  <w:abstractNum w:abstractNumId="18" w15:restartNumberingAfterBreak="0">
     <w:nsid w:val="38D761A2"/>
     <w:multiLevelType w:val="hybridMultilevel"/>
     <w:tmpl w:val="BE6A60E4"/>
@@ -30117,7 +31908,7 @@
       </w:pPr>
     </w:lvl>
   </w:abstractNum>
-  <w:abstractNum w:abstractNumId="18" w15:restartNumberingAfterBreak="0">
+  <w:abstractNum w:abstractNumId="19" w15:restartNumberingAfterBreak="0">
     <w:nsid w:val="3A046C38"/>
     <w:multiLevelType w:val="hybridMultilevel"/>
     <w:tmpl w:val="E438D182"/>
@@ -30230,7 +32021,7 @@
       </w:rPr>
     </w:lvl>
   </w:abstractNum>
-  <w:abstractNum w:abstractNumId="19" w15:restartNumberingAfterBreak="0">
+  <w:abstractNum w:abstractNumId="20" w15:restartNumberingAfterBreak="0">
     <w:nsid w:val="3B3A522A"/>
     <w:multiLevelType w:val="multilevel"/>
     <w:tmpl w:val="9E3619D0"/>
@@ -30379,7 +32170,7 @@
       </w:rPr>
     </w:lvl>
   </w:abstractNum>
-  <w:abstractNum w:abstractNumId="20" w15:restartNumberingAfterBreak="0">
+  <w:abstractNum w:abstractNumId="21" w15:restartNumberingAfterBreak="0">
     <w:nsid w:val="3BD35A60"/>
     <w:multiLevelType w:val="multilevel"/>
     <w:tmpl w:val="C966D65A"/>
@@ -30524,7 +32315,7 @@
       </w:rPr>
     </w:lvl>
   </w:abstractNum>
-  <w:abstractNum w:abstractNumId="21" w15:restartNumberingAfterBreak="0">
+  <w:abstractNum w:abstractNumId="22" w15:restartNumberingAfterBreak="0">
     <w:nsid w:val="3BF86B6A"/>
     <w:multiLevelType w:val="multilevel"/>
     <w:tmpl w:val="09AED9B0"/>
@@ -30673,7 +32464,7 @@
       </w:rPr>
     </w:lvl>
   </w:abstractNum>
-  <w:abstractNum w:abstractNumId="22" w15:restartNumberingAfterBreak="0">
+  <w:abstractNum w:abstractNumId="23" w15:restartNumberingAfterBreak="0">
     <w:nsid w:val="4951762A"/>
     <w:multiLevelType w:val="multilevel"/>
     <w:tmpl w:val="1D36243E"/>
@@ -30822,7 +32613,7 @@
       </w:rPr>
     </w:lvl>
   </w:abstractNum>
-  <w:abstractNum w:abstractNumId="23" w15:restartNumberingAfterBreak="0">
+  <w:abstractNum w:abstractNumId="24" w15:restartNumberingAfterBreak="0">
     <w:nsid w:val="49AD3F09"/>
     <w:multiLevelType w:val="hybridMultilevel"/>
     <w:tmpl w:val="13ECA5C2"/>
@@ -30935,7 +32726,7 @@
       </w:rPr>
     </w:lvl>
   </w:abstractNum>
-  <w:abstractNum w:abstractNumId="24" w15:restartNumberingAfterBreak="0">
+  <w:abstractNum w:abstractNumId="25" w15:restartNumberingAfterBreak="0">
     <w:nsid w:val="4AA84588"/>
     <w:multiLevelType w:val="hybridMultilevel"/>
     <w:tmpl w:val="6F3CC21C"/>
@@ -31048,7 +32839,7 @@
       </w:rPr>
     </w:lvl>
   </w:abstractNum>
-  <w:abstractNum w:abstractNumId="25" w15:restartNumberingAfterBreak="0">
+  <w:abstractNum w:abstractNumId="26" w15:restartNumberingAfterBreak="0">
     <w:nsid w:val="4B16499E"/>
     <w:multiLevelType w:val="multilevel"/>
     <w:tmpl w:val="12C6B136"/>
@@ -31197,7 +32988,7 @@
       </w:rPr>
     </w:lvl>
   </w:abstractNum>
-  <w:abstractNum w:abstractNumId="26" w15:restartNumberingAfterBreak="0">
+  <w:abstractNum w:abstractNumId="27" w15:restartNumberingAfterBreak="0">
     <w:nsid w:val="4B1D58B9"/>
     <w:multiLevelType w:val="hybridMultilevel"/>
     <w:tmpl w:val="121AE78C"/>
@@ -31283,7 +33074,7 @@
       </w:pPr>
     </w:lvl>
   </w:abstractNum>
-  <w:abstractNum w:abstractNumId="27" w15:restartNumberingAfterBreak="0">
+  <w:abstractNum w:abstractNumId="28" w15:restartNumberingAfterBreak="0">
     <w:nsid w:val="4B2A3DC7"/>
     <w:multiLevelType w:val="multilevel"/>
     <w:tmpl w:val="9CBEA492"/>
@@ -31432,7 +33223,156 @@
       </w:rPr>
     </w:lvl>
   </w:abstractNum>
-  <w:abstractNum w:abstractNumId="28" w15:restartNumberingAfterBreak="0">
+  <w:abstractNum w:abstractNumId="29" w15:restartNumberingAfterBreak="0">
+    <w:nsid w:val="4EBD5E98"/>
+    <w:multiLevelType w:val="multilevel"/>
+    <w:tmpl w:val="69C2983C"/>
+    <w:lvl w:ilvl="0">
+      <w:start w:val="1"/>
+      <w:numFmt w:val="bullet"/>
+      <w:lvlText w:val=""/>
+      <w:lvlJc w:val="left"/>
+      <w:pPr>
+        <w:tabs>
+          <w:tab w:val="num" w:pos="720"/>
+        </w:tabs>
+        <w:ind w:left="720" w:hanging="360"/>
+      </w:pPr>
+      <w:rPr>
+        <w:rFonts w:ascii="Symbol" w:hAnsi="Symbol" w:hint="default"/>
+        <w:sz w:val="20"/>
+      </w:rPr>
+    </w:lvl>
+    <w:lvl w:ilvl="1" w:tentative="1">
+      <w:start w:val="1"/>
+      <w:numFmt w:val="bullet"/>
+      <w:lvlText w:val="o"/>
+      <w:lvlJc w:val="left"/>
+      <w:pPr>
+        <w:tabs>
+          <w:tab w:val="num" w:pos="1440"/>
+        </w:tabs>
+        <w:ind w:left="1440" w:hanging="360"/>
+      </w:pPr>
+      <w:rPr>
+        <w:rFonts w:ascii="Courier New" w:hAnsi="Courier New" w:hint="default"/>
+        <w:sz w:val="20"/>
+      </w:rPr>
+    </w:lvl>
+    <w:lvl w:ilvl="2" w:tentative="1">
+      <w:start w:val="1"/>
+      <w:numFmt w:val="bullet"/>
+      <w:lvlText w:val=""/>
+      <w:lvlJc w:val="left"/>
+      <w:pPr>
+        <w:tabs>
+          <w:tab w:val="num" w:pos="2160"/>
+        </w:tabs>
+        <w:ind w:left="2160" w:hanging="360"/>
+      </w:pPr>
+      <w:rPr>
+        <w:rFonts w:ascii="Wingdings" w:hAnsi="Wingdings" w:hint="default"/>
+        <w:sz w:val="20"/>
+      </w:rPr>
+    </w:lvl>
+    <w:lvl w:ilvl="3" w:tentative="1">
+      <w:start w:val="1"/>
+      <w:numFmt w:val="bullet"/>
+      <w:lvlText w:val=""/>
+      <w:lvlJc w:val="left"/>
+      <w:pPr>
+        <w:tabs>
+          <w:tab w:val="num" w:pos="2880"/>
+        </w:tabs>
+        <w:ind w:left="2880" w:hanging="360"/>
+      </w:pPr>
+      <w:rPr>
+        <w:rFonts w:ascii="Wingdings" w:hAnsi="Wingdings" w:hint="default"/>
+        <w:sz w:val="20"/>
+      </w:rPr>
+    </w:lvl>
+    <w:lvl w:ilvl="4" w:tentative="1">
+      <w:start w:val="1"/>
+      <w:numFmt w:val="bullet"/>
+      <w:lvlText w:val=""/>
+      <w:lvlJc w:val="left"/>
+      <w:pPr>
+        <w:tabs>
+          <w:tab w:val="num" w:pos="3600"/>
+        </w:tabs>
+        <w:ind w:left="3600" w:hanging="360"/>
+      </w:pPr>
+      <w:rPr>
+        <w:rFonts w:ascii="Wingdings" w:hAnsi="Wingdings" w:hint="default"/>
+        <w:sz w:val="20"/>
+      </w:rPr>
+    </w:lvl>
+    <w:lvl w:ilvl="5" w:tentative="1">
+      <w:start w:val="1"/>
+      <w:numFmt w:val="bullet"/>
+      <w:lvlText w:val=""/>
+      <w:lvlJc w:val="left"/>
+      <w:pPr>
+        <w:tabs>
+          <w:tab w:val="num" w:pos="4320"/>
+        </w:tabs>
+        <w:ind w:left="4320" w:hanging="360"/>
+      </w:pPr>
+      <w:rPr>
+        <w:rFonts w:ascii="Wingdings" w:hAnsi="Wingdings" w:hint="default"/>
+        <w:sz w:val="20"/>
+      </w:rPr>
+    </w:lvl>
+    <w:lvl w:ilvl="6" w:tentative="1">
+      <w:start w:val="1"/>
+      <w:numFmt w:val="bullet"/>
+      <w:lvlText w:val=""/>
+      <w:lvlJc w:val="left"/>
+      <w:pPr>
+        <w:tabs>
+          <w:tab w:val="num" w:pos="5040"/>
+        </w:tabs>
+        <w:ind w:left="5040" w:hanging="360"/>
+      </w:pPr>
+      <w:rPr>
+        <w:rFonts w:ascii="Wingdings" w:hAnsi="Wingdings" w:hint="default"/>
+        <w:sz w:val="20"/>
+      </w:rPr>
+    </w:lvl>
+    <w:lvl w:ilvl="7" w:tentative="1">
+      <w:start w:val="1"/>
+      <w:numFmt w:val="bullet"/>
+      <w:lvlText w:val=""/>
+      <w:lvlJc w:val="left"/>
+      <w:pPr>
+        <w:tabs>
+          <w:tab w:val="num" w:pos="5760"/>
+        </w:tabs>
+        <w:ind w:left="5760" w:hanging="360"/>
+      </w:pPr>
+      <w:rPr>
+        <w:rFonts w:ascii="Wingdings" w:hAnsi="Wingdings" w:hint="default"/>
+        <w:sz w:val="20"/>
+      </w:rPr>
+    </w:lvl>
+    <w:lvl w:ilvl="8" w:tentative="1">
+      <w:start w:val="1"/>
+      <w:numFmt w:val="bullet"/>
+      <w:lvlText w:val=""/>
+      <w:lvlJc w:val="left"/>
+      <w:pPr>
+        <w:tabs>
+          <w:tab w:val="num" w:pos="6480"/>
+        </w:tabs>
+        <w:ind w:left="6480" w:hanging="360"/>
+      </w:pPr>
+      <w:rPr>
+        <w:rFonts w:ascii="Wingdings" w:hAnsi="Wingdings" w:hint="default"/>
+        <w:sz w:val="20"/>
+      </w:rPr>
+    </w:lvl>
+  </w:abstractNum>
+  <w:abstractNum w:abstractNumId="30" w15:restartNumberingAfterBreak="0">
     <w:nsid w:val="55A2774C"/>
     <w:multiLevelType w:val="multilevel"/>
     <w:tmpl w:val="6446645A"/>
@@ -31581,7 +33521,7 @@
       </w:rPr>
     </w:lvl>
   </w:abstractNum>
-  <w:abstractNum w:abstractNumId="29" w15:restartNumberingAfterBreak="0">
+  <w:abstractNum w:abstractNumId="31" w15:restartNumberingAfterBreak="0">
     <w:nsid w:val="5EAD6144"/>
     <w:multiLevelType w:val="multilevel"/>
     <w:tmpl w:val="6E1CB6AE"/>
@@ -31730,7 +33670,7 @@
       </w:rPr>
     </w:lvl>
   </w:abstractNum>
-  <w:abstractNum w:abstractNumId="30" w15:restartNumberingAfterBreak="0">
+  <w:abstractNum w:abstractNumId="32" w15:restartNumberingAfterBreak="0">
     <w:nsid w:val="641E14B8"/>
     <w:multiLevelType w:val="hybridMultilevel"/>
     <w:tmpl w:val="FFE0E568"/>
@@ -31843,7 +33783,7 @@
       </w:rPr>
     </w:lvl>
   </w:abstractNum>
-  <w:abstractNum w:abstractNumId="31" w15:restartNumberingAfterBreak="0">
+  <w:abstractNum w:abstractNumId="33" w15:restartNumberingAfterBreak="0">
     <w:nsid w:val="673B1B3F"/>
     <w:multiLevelType w:val="multilevel"/>
     <w:tmpl w:val="05B2E232"/>
@@ -31992,7 +33932,7 @@
       </w:rPr>
     </w:lvl>
   </w:abstractNum>
-  <w:abstractNum w:abstractNumId="32" w15:restartNumberingAfterBreak="0">
+  <w:abstractNum w:abstractNumId="34" w15:restartNumberingAfterBreak="0">
     <w:nsid w:val="68861C51"/>
     <w:multiLevelType w:val="multilevel"/>
     <w:tmpl w:val="0FD48A36"/>
@@ -32141,7 +34081,7 @@
       </w:rPr>
     </w:lvl>
   </w:abstractNum>
-  <w:abstractNum w:abstractNumId="33" w15:restartNumberingAfterBreak="0">
+  <w:abstractNum w:abstractNumId="35" w15:restartNumberingAfterBreak="0">
     <w:nsid w:val="6F084842"/>
     <w:multiLevelType w:val="hybridMultilevel"/>
     <w:tmpl w:val="C4CA063A"/>
@@ -32254,7 +34194,7 @@
       </w:rPr>
     </w:lvl>
   </w:abstractNum>
-  <w:abstractNum w:abstractNumId="34" w15:restartNumberingAfterBreak="0">
+  <w:abstractNum w:abstractNumId="36" w15:restartNumberingAfterBreak="0">
     <w:nsid w:val="726312C1"/>
     <w:multiLevelType w:val="hybridMultilevel"/>
     <w:tmpl w:val="4066FF30"/>
@@ -32367,7 +34307,7 @@
       </w:rPr>
     </w:lvl>
   </w:abstractNum>
-  <w:abstractNum w:abstractNumId="35" w15:restartNumberingAfterBreak="0">
+  <w:abstractNum w:abstractNumId="37" w15:restartNumberingAfterBreak="0">
     <w:nsid w:val="73263B5D"/>
     <w:multiLevelType w:val="multilevel"/>
     <w:tmpl w:val="4120CE5E"/>
@@ -32516,7 +34456,7 @@
       </w:rPr>
     </w:lvl>
   </w:abstractNum>
-  <w:abstractNum w:abstractNumId="36" w15:restartNumberingAfterBreak="0">
+  <w:abstractNum w:abstractNumId="38" w15:restartNumberingAfterBreak="0">
     <w:nsid w:val="73E73C18"/>
     <w:multiLevelType w:val="multilevel"/>
     <w:tmpl w:val="6F14DFBC"/>
@@ -32665,7 +34605,7 @@
       </w:rPr>
     </w:lvl>
   </w:abstractNum>
-  <w:abstractNum w:abstractNumId="37" w15:restartNumberingAfterBreak="0">
+  <w:abstractNum w:abstractNumId="39" w15:restartNumberingAfterBreak="0">
     <w:nsid w:val="75D121F6"/>
     <w:multiLevelType w:val="multilevel"/>
     <w:tmpl w:val="28B4FE80"/>
@@ -32778,7 +34718,7 @@
       </w:pPr>
     </w:lvl>
   </w:abstractNum>
-  <w:abstractNum w:abstractNumId="38" w15:restartNumberingAfterBreak="0">
+  <w:abstractNum w:abstractNumId="40" w15:restartNumberingAfterBreak="0">
     <w:nsid w:val="7672453A"/>
     <w:multiLevelType w:val="multilevel"/>
     <w:tmpl w:val="1402EC78"/>
@@ -32927,7 +34867,7 @@
       </w:rPr>
     </w:lvl>
   </w:abstractNum>
-  <w:abstractNum w:abstractNumId="39" w15:restartNumberingAfterBreak="0">
+  <w:abstractNum w:abstractNumId="41" w15:restartNumberingAfterBreak="0">
     <w:nsid w:val="767A6E80"/>
     <w:multiLevelType w:val="multilevel"/>
     <w:tmpl w:val="C122EA70"/>
@@ -33076,7 +35016,7 @@
       </w:rPr>
     </w:lvl>
   </w:abstractNum>
-  <w:abstractNum w:abstractNumId="40" w15:restartNumberingAfterBreak="0">
+  <w:abstractNum w:abstractNumId="42" w15:restartNumberingAfterBreak="0">
     <w:nsid w:val="79D479A2"/>
     <w:multiLevelType w:val="multilevel"/>
     <w:tmpl w:val="F078D3C2"/>
@@ -33225,7 +35165,7 @@
       </w:rPr>
     </w:lvl>
   </w:abstractNum>
-  <w:abstractNum w:abstractNumId="41" w15:restartNumberingAfterBreak="0">
+  <w:abstractNum w:abstractNumId="43" w15:restartNumberingAfterBreak="0">
     <w:nsid w:val="7DA5027B"/>
     <w:multiLevelType w:val="hybridMultilevel"/>
     <w:tmpl w:val="1F52F840"/>
@@ -33315,40 +35255,40 @@
     </w:lvl>
   </w:abstractNum>
   <w:num w:numId="1" w16cid:durableId="354573361">
-    <w:abstractNumId w:val="31"/>
+    <w:abstractNumId w:val="33"/>
   </w:num>
   <w:num w:numId="2" w16cid:durableId="2027901318">
-    <w:abstractNumId w:val="25"/>
+    <w:abstractNumId w:val="26"/>
   </w:num>
   <w:num w:numId="3" w16cid:durableId="211114400">
-    <w:abstractNumId w:val="41"/>
+    <w:abstractNumId w:val="43"/>
   </w:num>
   <w:num w:numId="4" w16cid:durableId="1877768241">
-    <w:abstractNumId w:val="20"/>
+    <w:abstractNumId w:val="21"/>
   </w:num>
   <w:num w:numId="5" w16cid:durableId="1881041918">
-    <w:abstractNumId w:val="28"/>
+    <w:abstractNumId w:val="30"/>
   </w:num>
   <w:num w:numId="6" w16cid:durableId="662047302">
     <w:abstractNumId w:val="11"/>
   </w:num>
   <w:num w:numId="7" w16cid:durableId="1749188585">
-    <w:abstractNumId w:val="39"/>
+    <w:abstractNumId w:val="41"/>
   </w:num>
   <w:num w:numId="8" w16cid:durableId="1419474966">
     <w:abstractNumId w:val="16"/>
   </w:num>
   <w:num w:numId="9" w16cid:durableId="538510538">
-    <w:abstractNumId w:val="40"/>
+    <w:abstractNumId w:val="42"/>
   </w:num>
   <w:num w:numId="10" w16cid:durableId="1215969844">
     <w:abstractNumId w:val="7"/>
   </w:num>
   <w:num w:numId="11" w16cid:durableId="1043287053">
-    <w:abstractNumId w:val="33"/>
+    <w:abstractNumId w:val="35"/>
   </w:num>
   <w:num w:numId="12" w16cid:durableId="1170947734">
-    <w:abstractNumId w:val="18"/>
+    <w:abstractNumId w:val="19"/>
   </w:num>
   <w:num w:numId="13" w16cid:durableId="837884796">
     <w:abstractNumId w:val="14"/>
@@ -33357,16 +35297,16 @@
     <w:abstractNumId w:val="3"/>
   </w:num>
   <w:num w:numId="15" w16cid:durableId="154028421">
-    <w:abstractNumId w:val="23"/>
+    <w:abstractNumId w:val="24"/>
   </w:num>
   <w:num w:numId="16" w16cid:durableId="1487431757">
     <w:abstractNumId w:val="10"/>
   </w:num>
   <w:num w:numId="17" w16cid:durableId="319627247">
-    <w:abstractNumId w:val="24"/>
+    <w:abstractNumId w:val="25"/>
   </w:num>
   <w:num w:numId="18" w16cid:durableId="2000764145">
-    <w:abstractNumId w:val="17"/>
+    <w:abstractNumId w:val="18"/>
   </w:num>
   <w:num w:numId="19" w16cid:durableId="116487323">
     <w:abstractNumId w:val="15"/>
@@ -33378,19 +35318,19 @@
     <w:abstractNumId w:val="12"/>
   </w:num>
   <w:num w:numId="22" w16cid:durableId="1259408936">
-    <w:abstractNumId w:val="29"/>
+    <w:abstractNumId w:val="31"/>
   </w:num>
   <w:num w:numId="23" w16cid:durableId="1602953136">
-    <w:abstractNumId w:val="19"/>
+    <w:abstractNumId w:val="20"/>
   </w:num>
   <w:num w:numId="24" w16cid:durableId="863134768">
-    <w:abstractNumId w:val="38"/>
+    <w:abstractNumId w:val="40"/>
   </w:num>
   <w:num w:numId="25" w16cid:durableId="644092358">
     <w:abstractNumId w:val="4"/>
   </w:num>
   <w:num w:numId="26" w16cid:durableId="18437806">
-    <w:abstractNumId w:val="27"/>
+    <w:abstractNumId w:val="28"/>
   </w:num>
   <w:num w:numId="27" w16cid:durableId="2056158097">
     <w:abstractNumId w:val="9"/>
@@ -33402,10 +35342,10 @@
     <w:abstractNumId w:val="5"/>
   </w:num>
   <w:num w:numId="30" w16cid:durableId="419105181">
-    <w:abstractNumId w:val="21"/>
+    <w:abstractNumId w:val="22"/>
   </w:num>
   <w:num w:numId="31" w16cid:durableId="627593044">
-    <w:abstractNumId w:val="35"/>
+    <w:abstractNumId w:val="37"/>
   </w:num>
   <w:num w:numId="32" w16cid:durableId="30350205">
     <w:abstractNumId w:val="13"/>
@@ -33417,28 +35357,34 @@
     <w:abstractNumId w:val="8"/>
   </w:num>
   <w:num w:numId="35" w16cid:durableId="1823697585">
-    <w:abstractNumId w:val="30"/>
+    <w:abstractNumId w:val="32"/>
   </w:num>
   <w:num w:numId="36" w16cid:durableId="560287351">
-    <w:abstractNumId w:val="34"/>
+    <w:abstractNumId w:val="36"/>
   </w:num>
   <w:num w:numId="37" w16cid:durableId="1542133348">
     <w:abstractNumId w:val="2"/>
   </w:num>
   <w:num w:numId="38" w16cid:durableId="179974627">
-    <w:abstractNumId w:val="22"/>
+    <w:abstractNumId w:val="23"/>
   </w:num>
   <w:num w:numId="39" w16cid:durableId="367417574">
-    <w:abstractNumId w:val="36"/>
+    <w:abstractNumId w:val="38"/>
   </w:num>
   <w:num w:numId="40" w16cid:durableId="1744835502">
-    <w:abstractNumId w:val="32"/>
+    <w:abstractNumId w:val="34"/>
   </w:num>
   <w:num w:numId="41" w16cid:durableId="1792239674">
-    <w:abstractNumId w:val="26"/>
+    <w:abstractNumId w:val="27"/>
   </w:num>
   <w:num w:numId="42" w16cid:durableId="318773918">
-    <w:abstractNumId w:val="37"/>
+    <w:abstractNumId w:val="39"/>
+  </w:num>
+  <w:num w:numId="43" w16cid:durableId="1330913153">
+    <w:abstractNumId w:val="29"/>
+  </w:num>
+  <w:num w:numId="44" w16cid:durableId="312638981">
+    <w:abstractNumId w:val="17"/>
   </w:num>
   <w:numIdMacAtCleanup w:val="42"/>
 </w:numbering>
